--- a/docs/关于将居家康复项目纳入地方政府专项债券发行的建议.docx
+++ b/docs/关于将居家康复项目纳入地方政府专项债券发行的建议.docx
@@ -453,7 +453,7 @@
         <w:rPr>
           <w:color w:val="1A477A"/>
         </w:rPr>
-        <w:t>2.2 有稳定的项目收益</w:t>
+        <w:t>2.2 卫健局的收益在哪里？</w:t>
       </w:r>
     </w:p>
     <w:p>
@@ -463,7 +463,182 @@
           <w:b w:val="0"/>
           <w:sz w:val="22"/>
         </w:rPr>
-        <w:t>专项债要求"项目收益覆盖本息"，这是很多公益项目无法获批的根本原因。但居家康复项目天然具有收益属性：</w:t>
+        <w:t>先搞清楚一笔账的流向，才能说清楚专项债怎么还。</w:t>
+      </w:r>
+    </w:p>
+    <w:p>
+      <w:r>
+        <w:rPr>
+          <w:rFonts w:ascii="SimSun" w:hAnsi="SimSun" w:eastAsia="SimSun"/>
+          <w:b w:val="0"/>
+          <w:sz w:val="22"/>
+        </w:rPr>
+        <w:t>专项债的本质： 卫健局发债借钱→花钱买设备+买服务→这些服务本身能产生收费收入→这个收入进入财政（非税收入）→用来还债。</w:t>
+      </w:r>
+    </w:p>
+    <w:p>
+      <w:r>
+        <w:rPr>
+          <w:rFonts w:ascii="SimSun" w:hAnsi="SimSun" w:eastAsia="SimSun"/>
+          <w:b w:val="0"/>
+          <w:sz w:val="22"/>
+        </w:rPr>
+        <w:t>所以卫健局的收益不是"卖设备赚多少钱"，而是服务收费中进入财政的那一部分。</w:t>
+      </w:r>
+    </w:p>
+    <w:p>
+      <w:r>
+        <w:rPr>
+          <w:rFonts w:ascii="SimSun" w:hAnsi="SimSun" w:eastAsia="SimSun"/>
+          <w:b w:val="0"/>
+          <w:sz w:val="22"/>
+        </w:rPr>
+        <w:t>举例说明：</w:t>
+      </w:r>
+    </w:p>
+    <w:p>
+      <w:r>
+        <w:rPr>
+          <w:rFonts w:ascii="SimSun" w:hAnsi="SimSun" w:eastAsia="SimSun"/>
+          <w:b w:val="0"/>
+          <w:sz w:val="22"/>
+        </w:rPr>
+        <w:t>假设一个居家康复服务包定价 2,200元/人，资金流向是这样的：</w:t>
+      </w:r>
+    </w:p>
+    <w:p>
+      <w:pPr>
+        <w:ind w:left="283"/>
+      </w:pPr>
+      <w:r>
+        <w:rPr>
+          <w:rFonts w:ascii="Courier New" w:hAnsi="Courier New"/>
+          <w:color w:val="333333"/>
+          <w:sz w:val="17"/>
+        </w:rPr>
+        <w:t xml:space="preserve">                    2,200元/人（患者或医保支付）</w:t>
+        <w:br/>
+        <w:t xml:space="preserve">                            │</w:t>
+        <w:br/>
+        <w:t xml:space="preserve">                  ┌─────────┴─────────┐</w:t>
+        <w:br/>
+        <w:t xml:space="preserve">                  ▼                   ▼</w:t>
+        <w:br/>
+        <w:t xml:space="preserve">      ┌────────────────┐  ┌──────────────────┐</w:t>
+        <w:br/>
+        <w:t xml:space="preserve">      │ 圆爱康收取1,100 │  │ 卫健局非税收入1,100│</w:t>
+        <w:br/>
+        <w:t xml:space="preserve">      │（设备使用+     │  │ （进入财政专户，   │</w:t>
+        <w:br/>
+        <w:t xml:space="preserve">      │  六师共管服务） │  │  用于还债）      │</w:t>
+        <w:br/>
+        <w:t xml:space="preserve">      └────────────────┘  └──────────────────┘</w:t>
+      </w:r>
+    </w:p>
+    <w:p>
+      <w:pPr>
+        <w:pStyle w:val="ListBullet"/>
+        <w:ind w:left="850"/>
+      </w:pPr>
+      <w:r>
+        <w:rPr>
+          <w:rFonts w:ascii="SimSun" w:hAnsi="SimSun" w:eastAsia="SimSun"/>
+          <w:sz w:val="21"/>
+        </w:rPr>
+        <w:t>圆爱康收的部分：设备提供费 + 六师共管服务费 + 数据跟踪</w:t>
+      </w:r>
+    </w:p>
+    <w:p>
+      <w:pPr>
+        <w:pStyle w:val="ListBullet"/>
+        <w:ind w:left="850"/>
+      </w:pPr>
+      <w:r>
+        <w:rPr>
+          <w:rFonts w:ascii="SimSun" w:hAnsi="SimSun" w:eastAsia="SimSun"/>
+          <w:sz w:val="21"/>
+        </w:rPr>
+        <w:t>卫健局收的部分：服务管理费（非税收入，进入财政专户，成为债券还款来源）</w:t>
+      </w:r>
+    </w:p>
+    <w:p>
+      <w:r>
+        <w:rPr>
+          <w:rFonts w:ascii="SimSun" w:hAnsi="SimSun" w:eastAsia="SimSun"/>
+          <w:b w:val="0"/>
+          <w:sz w:val="22"/>
+        </w:rPr>
+        <w:t>其他服务同理：</w:t>
+      </w:r>
+    </w:p>
+    <w:p>
+      <w:pPr>
+        <w:pStyle w:val="ListBullet"/>
+        <w:ind w:left="850"/>
+      </w:pPr>
+      <w:r>
+        <w:rPr>
+          <w:rFonts w:ascii="SimSun" w:hAnsi="SimSun" w:eastAsia="SimSun"/>
+          <w:sz w:val="21"/>
+        </w:rPr>
+        <w:t>贴片电刺激服务包1,600元/人 → 圆爱康收800元 + 卫健局非税收入800元</w:t>
+      </w:r>
+    </w:p>
+    <w:p>
+      <w:pPr>
+        <w:pStyle w:val="ListBullet"/>
+        <w:ind w:left="850"/>
+      </w:pPr>
+      <w:r>
+        <w:rPr>
+          <w:rFonts w:ascii="SimSun" w:hAnsi="SimSun" w:eastAsia="SimSun"/>
+          <w:sz w:val="21"/>
+        </w:rPr>
+        <w:t>社区筛查评估200元/人次 → 圆爱康收100元 + 卫健局非税收入100元</w:t>
+      </w:r>
+    </w:p>
+    <w:p>
+      <w:pPr>
+        <w:ind w:left="283"/>
+      </w:pPr>
+      <w:r>
+        <w:rPr>
+          <w:i/>
+          <w:color w:val="555555"/>
+          <w:sz w:val="20"/>
+        </w:rPr>
+        <w:t>**关键区别：** 专项债资金花的不是卫健局的"收益"，发债的钱是**借来的、要还的**。卫健局的还款来源是**服务运营中产生的非税收入**——每服务一个患者，卫健局就有一笔钱进财政账。服务量越大，还款能力越强。</w:t>
+      </w:r>
+    </w:p>
+    <w:p>
+      <w:pPr>
+        <w:pStyle w:val="Heading3"/>
+      </w:pPr>
+      <w:r>
+        <w:rPr>
+          <w:color w:val="1A477A"/>
+        </w:rPr>
+        <w:t>2.3 收益测算（示意）</w:t>
+      </w:r>
+    </w:p>
+    <w:p>
+      <w:r>
+        <w:rPr>
+          <w:rFonts w:ascii="SimSun" w:hAnsi="SimSun" w:eastAsia="SimSun"/>
+          <w:b w:val="0"/>
+          <w:sz w:val="22"/>
+        </w:rPr>
+        <w:t>以服务一个中等规模的区（覆盖20万人群）为例：</w:t>
+      </w:r>
+    </w:p>
+    <w:p>
+      <w:r>
+        <w:rPr>
+          <w:rFonts w:ascii="SimSun" w:hAnsi="SimSun" w:eastAsia="SimSun"/>
+          <w:b w:val="0"/>
+          <w:sz w:val="22"/>
+        </w:rPr>
+        <w:t>① 发债资金用途——钱花在哪（债务端）</w:t>
       </w:r>
     </w:p>
     <w:tbl>
@@ -491,7 +666,7 @@
                 <w:color w:val="FFFFFF"/>
                 <w:sz w:val="19"/>
               </w:rPr>
-              <w:t>收益来源</w:t>
+              <w:t>用途</w:t>
             </w:r>
           </w:p>
         </w:tc>
@@ -508,7 +683,7 @@
                 <w:color w:val="FFFFFF"/>
                 <w:sz w:val="19"/>
               </w:rPr>
-              <w:t>收入类型</w:t>
+              <w:t>金额（万元）</w:t>
             </w:r>
           </w:p>
         </w:tc>
@@ -525,7 +700,7 @@
                 <w:color w:val="FFFFFF"/>
                 <w:sz w:val="19"/>
               </w:rPr>
-              <w:t>稳定性</w:t>
+              <w:t>说明</w:t>
             </w:r>
           </w:p>
         </w:tc>
@@ -541,7 +716,7 @@
                 <w:rFonts w:ascii="SimSun" w:hAnsi="SimSun" w:eastAsia="SimSun"/>
                 <w:sz w:val="19"/>
               </w:rPr>
-              <w:t>设备采购收入</w:t>
+              <w:t>设备采购</w:t>
             </w:r>
           </w:p>
         </w:tc>
@@ -555,7 +730,7 @@
                 <w:rFonts w:ascii="SimSun" w:hAnsi="SimSun" w:eastAsia="SimSun"/>
                 <w:sz w:val="19"/>
               </w:rPr>
-              <w:t>一次性</w:t>
+              <w:t>286</w:t>
             </w:r>
           </w:p>
         </w:tc>
@@ -569,7 +744,7 @@
                 <w:rFonts w:ascii="SimSun" w:hAnsi="SimSun" w:eastAsia="SimSun"/>
                 <w:sz w:val="19"/>
               </w:rPr>
-              <w:t>政府采购，信用等级高</w:t>
+              <w:t>一次性（见下方设备清单）</w:t>
             </w:r>
           </w:p>
         </w:tc>
@@ -585,7 +760,7 @@
                 <w:rFonts w:ascii="SimSun" w:hAnsi="SimSun" w:eastAsia="SimSun"/>
                 <w:sz w:val="19"/>
               </w:rPr>
-              <w:t>居家康复服务费</w:t>
+              <w:t>服务启动预拨</w:t>
             </w:r>
           </w:p>
         </w:tc>
@@ -599,7 +774,7 @@
                 <w:rFonts w:ascii="SimSun" w:hAnsi="SimSun" w:eastAsia="SimSun"/>
                 <w:sz w:val="19"/>
               </w:rPr>
-              <w:t>持续性（按例结算）</w:t>
+              <w:t>214</w:t>
             </w:r>
           </w:p>
         </w:tc>
@@ -613,7 +788,7 @@
                 <w:rFonts w:ascii="SimSun" w:hAnsi="SimSun" w:eastAsia="SimSun"/>
                 <w:sz w:val="19"/>
               </w:rPr>
-              <w:t>基于患者需求，刚性消费</w:t>
+              <w:t>首年服务费（按量结算，分次拨付）</w:t>
             </w:r>
           </w:p>
         </w:tc>
@@ -629,7 +804,7 @@
                 <w:rFonts w:ascii="SimSun" w:hAnsi="SimSun" w:eastAsia="SimSun"/>
                 <w:sz w:val="19"/>
               </w:rPr>
-              <w:t>数字疗法/系统使用费</w:t>
+              <w:t>**发债规模（建议）**</w:t>
             </w:r>
           </w:p>
         </w:tc>
@@ -643,7 +818,7 @@
                 <w:rFonts w:ascii="SimSun" w:hAnsi="SimSun" w:eastAsia="SimSun"/>
                 <w:sz w:val="19"/>
               </w:rPr>
-              <w:t>持续性</w:t>
+              <w:t>**500**</w:t>
             </w:r>
           </w:p>
         </w:tc>
@@ -651,59 +826,7 @@
           <w:tcPr>
             <w:tcW w:type="dxa" w:w="2882"/>
           </w:tcPr>
-          <w:p>
-            <w:r>
-              <w:rPr>
-                <w:rFonts w:ascii="SimSun" w:hAnsi="SimSun" w:eastAsia="SimSun"/>
-                <w:sz w:val="19"/>
-              </w:rPr>
-              <w:t>按年/按周期</w:t>
-            </w:r>
-          </w:p>
-        </w:tc>
-      </w:tr>
-      <w:tr>
-        <w:tc>
-          <w:tcPr>
-            <w:tcW w:type="dxa" w:w="2882"/>
-          </w:tcPr>
-          <w:p>
-            <w:r>
-              <w:rPr>
-                <w:rFonts w:ascii="SimSun" w:hAnsi="SimSun" w:eastAsia="SimSun"/>
-                <w:sz w:val="19"/>
-              </w:rPr>
-              <w:t>非税收入（卫健局统筹）</w:t>
-            </w:r>
-          </w:p>
-        </w:tc>
-        <w:tc>
-          <w:tcPr>
-            <w:tcW w:type="dxa" w:w="2882"/>
-          </w:tcPr>
-          <w:p>
-            <w:r>
-              <w:rPr>
-                <w:rFonts w:ascii="SimSun" w:hAnsi="SimSun" w:eastAsia="SimSun"/>
-                <w:sz w:val="19"/>
-              </w:rPr>
-              <w:t>持续性</w:t>
-            </w:r>
-          </w:p>
-        </w:tc>
-        <w:tc>
-          <w:tcPr>
-            <w:tcW w:type="dxa" w:w="2882"/>
-          </w:tcPr>
-          <w:p>
-            <w:r>
-              <w:rPr>
-                <w:rFonts w:ascii="SimSun" w:hAnsi="SimSun" w:eastAsia="SimSun"/>
-                <w:sz w:val="19"/>
-              </w:rPr>
-              <w:t>可纳入非税收入管理</w:t>
-            </w:r>
-          </w:p>
+          <w:p/>
         </w:tc>
       </w:tr>
     </w:tbl>
@@ -715,38 +838,7 @@
           <w:b w:val="0"/>
           <w:sz w:val="22"/>
         </w:rPr>
-        <w:t>关键逻辑： 专项债资金→采购设备+购买服务→服务收益（非税收入/服务费）→偿还债券本息。这是一个完整的资金闭环。</w:t>
-      </w:r>
-    </w:p>
-    <w:p>
-      <w:pPr>
-        <w:pStyle w:val="Heading3"/>
-      </w:pPr>
-      <w:r>
-        <w:rPr>
-          <w:color w:val="1A477A"/>
-        </w:rPr>
-        <w:t>2.3 收益测算（示意）</w:t>
-      </w:r>
-    </w:p>
-    <w:p>
-      <w:r>
-        <w:rPr>
-          <w:rFonts w:ascii="SimSun" w:hAnsi="SimSun" w:eastAsia="SimSun"/>
-          <w:b w:val="0"/>
-          <w:sz w:val="22"/>
-        </w:rPr>
-        <w:t>以服务一个中等规模的区（覆盖20万人群，示范期3年）为例：</w:t>
-      </w:r>
-    </w:p>
-    <w:p>
-      <w:r>
-        <w:rPr>
-          <w:rFonts w:ascii="SimSun" w:hAnsi="SimSun" w:eastAsia="SimSun"/>
-          <w:b w:val="0"/>
-          <w:sz w:val="22"/>
-        </w:rPr>
-        <w:t>① 设备采购（一次性）</w:t>
+        <w:t>设备清单（政府采购价）：</w:t>
       </w:r>
     </w:p>
     <w:tbl>
@@ -1074,7 +1166,7 @@
                 <w:rFonts w:ascii="SimSun" w:hAnsi="SimSun" w:eastAsia="SimSun"/>
                 <w:sz w:val="19"/>
               </w:rPr>
-              <w:t>**小计**</w:t>
+              <w:t>**设备合计**</w:t>
             </w:r>
           </w:p>
         </w:tc>
@@ -1117,7 +1209,7 @@
           <w:color w:val="555555"/>
           <w:sz w:val="20"/>
         </w:rPr>
-        <w:t>注：设备按政府采购价核算。原市场价8,000-12,000元/台，圆爱康按政府采购价格供应，降低发债规模。</w:t>
+        <w:t>设备按政府采购价供应，低于市场价30-40%。</w:t>
       </w:r>
     </w:p>
     <w:p>
@@ -1127,7 +1219,7 @@
           <w:b w:val="0"/>
           <w:sz w:val="22"/>
         </w:rPr>
-        <w:t>② 服务采购（持续性，示范期3年）</w:t>
+        <w:t>② 年度服务运营——卫健局的非税收入从哪来（收益端）</w:t>
       </w:r>
     </w:p>
     <w:tbl>
@@ -1137,15 +1229,17 @@
         <w:tblLook w:firstColumn="1" w:firstRow="1" w:lastColumn="0" w:lastRow="0" w:noHBand="0" w:noVBand="1" w:val="04A0"/>
       </w:tblPr>
       <w:tblGrid>
-        <w:gridCol w:w="2161"/>
-        <w:gridCol w:w="2161"/>
-        <w:gridCol w:w="2161"/>
-        <w:gridCol w:w="2161"/>
+        <w:gridCol w:w="1441"/>
+        <w:gridCol w:w="1441"/>
+        <w:gridCol w:w="1441"/>
+        <w:gridCol w:w="1441"/>
+        <w:gridCol w:w="1441"/>
+        <w:gridCol w:w="1441"/>
       </w:tblGrid>
       <w:tr>
         <w:tc>
           <w:tcPr>
-            <w:tcW w:type="dxa" w:w="2161"/>
+            <w:tcW w:type="dxa" w:w="1441"/>
             <w:shd w:fill="2B579A"/>
           </w:tcPr>
           <w:p>
@@ -1162,7 +1256,7 @@
         </w:tc>
         <w:tc>
           <w:tcPr>
-            <w:tcW w:type="dxa" w:w="2161"/>
+            <w:tcW w:type="dxa" w:w="1441"/>
             <w:shd w:fill="2B579A"/>
           </w:tcPr>
           <w:p>
@@ -1173,13 +1267,47 @@
                 <w:color w:val="FFFFFF"/>
                 <w:sz w:val="19"/>
               </w:rPr>
-              <w:t>单价（元/人）</w:t>
+              <w:t>总价（元/人）</w:t>
             </w:r>
           </w:p>
         </w:tc>
         <w:tc>
           <w:tcPr>
-            <w:tcW w:type="dxa" w:w="2161"/>
+            <w:tcW w:type="dxa" w:w="1441"/>
+            <w:shd w:fill="2B579A"/>
+          </w:tcPr>
+          <w:p>
+            <w:r>
+              <w:rPr>
+                <w:rFonts w:ascii="SimSun" w:hAnsi="SimSun" w:eastAsia="SimSun"/>
+                <w:b/>
+                <w:color w:val="FFFFFF"/>
+                <w:sz w:val="19"/>
+              </w:rPr>
+              <w:t>圆爱康收取（元）</w:t>
+            </w:r>
+          </w:p>
+        </w:tc>
+        <w:tc>
+          <w:tcPr>
+            <w:tcW w:type="dxa" w:w="1441"/>
+            <w:shd w:fill="2B579A"/>
+          </w:tcPr>
+          <w:p>
+            <w:r>
+              <w:rPr>
+                <w:rFonts w:ascii="SimSun" w:hAnsi="SimSun" w:eastAsia="SimSun"/>
+                <w:b/>
+                <w:color w:val="FFFFFF"/>
+                <w:sz w:val="19"/>
+              </w:rPr>
+              <w:t>**卫健局非税收入（元）**</w:t>
+            </w:r>
+          </w:p>
+        </w:tc>
+        <w:tc>
+          <w:tcPr>
+            <w:tcW w:type="dxa" w:w="1441"/>
             <w:shd w:fill="2B579A"/>
           </w:tcPr>
           <w:p>
@@ -1196,7 +1324,7 @@
         </w:tc>
         <w:tc>
           <w:tcPr>
-            <w:tcW w:type="dxa" w:w="2161"/>
+            <w:tcW w:type="dxa" w:w="1441"/>
             <w:shd w:fill="2B579A"/>
           </w:tcPr>
           <w:p>
@@ -1207,7 +1335,7 @@
                 <w:color w:val="FFFFFF"/>
                 <w:sz w:val="19"/>
               </w:rPr>
-              <w:t>年度收入（万元）</w:t>
+              <w:t>**卫健局年度非税收入（万元）**</w:t>
             </w:r>
           </w:p>
         </w:tc>
@@ -1215,7 +1343,7 @@
       <w:tr>
         <w:tc>
           <w:tcPr>
-            <w:tcW w:type="dxa" w:w="2161"/>
+            <w:tcW w:type="dxa" w:w="1441"/>
           </w:tcPr>
           <w:p>
             <w:r>
@@ -1223,13 +1351,13 @@
                 <w:rFonts w:ascii="SimSun" w:hAnsi="SimSun" w:eastAsia="SimSun"/>
                 <w:sz w:val="19"/>
               </w:rPr>
-              <w:t>盆底居家康复服务包（含六师共管）</w:t>
+              <w:t>盆底居家康复服务包</w:t>
             </w:r>
           </w:p>
         </w:tc>
         <w:tc>
           <w:tcPr>
-            <w:tcW w:type="dxa" w:w="2161"/>
+            <w:tcW w:type="dxa" w:w="1441"/>
           </w:tcPr>
           <w:p>
             <w:r>
@@ -1243,7 +1371,35 @@
         </w:tc>
         <w:tc>
           <w:tcPr>
-            <w:tcW w:type="dxa" w:w="2161"/>
+            <w:tcW w:type="dxa" w:w="1441"/>
+          </w:tcPr>
+          <w:p>
+            <w:r>
+              <w:rPr>
+                <w:rFonts w:ascii="SimSun" w:hAnsi="SimSun" w:eastAsia="SimSun"/>
+                <w:sz w:val="19"/>
+              </w:rPr>
+              <w:t>1,100</w:t>
+            </w:r>
+          </w:p>
+        </w:tc>
+        <w:tc>
+          <w:tcPr>
+            <w:tcW w:type="dxa" w:w="1441"/>
+          </w:tcPr>
+          <w:p>
+            <w:r>
+              <w:rPr>
+                <w:rFonts w:ascii="SimSun" w:hAnsi="SimSun" w:eastAsia="SimSun"/>
+                <w:sz w:val="19"/>
+              </w:rPr>
+              <w:t>**1,100**</w:t>
+            </w:r>
+          </w:p>
+        </w:tc>
+        <w:tc>
+          <w:tcPr>
+            <w:tcW w:type="dxa" w:w="1441"/>
           </w:tcPr>
           <w:p>
             <w:r>
@@ -1257,7 +1413,7 @@
         </w:tc>
         <w:tc>
           <w:tcPr>
-            <w:tcW w:type="dxa" w:w="2161"/>
+            <w:tcW w:type="dxa" w:w="1441"/>
           </w:tcPr>
           <w:p>
             <w:r>
@@ -1265,7 +1421,7 @@
                 <w:rFonts w:ascii="SimSun" w:hAnsi="SimSun" w:eastAsia="SimSun"/>
                 <w:sz w:val="19"/>
               </w:rPr>
-              <w:t>110</w:t>
+              <w:t>**55**</w:t>
             </w:r>
           </w:p>
         </w:tc>
@@ -1273,7 +1429,7 @@
       <w:tr>
         <w:tc>
           <w:tcPr>
-            <w:tcW w:type="dxa" w:w="2161"/>
+            <w:tcW w:type="dxa" w:w="1441"/>
           </w:tcPr>
           <w:p>
             <w:r>
@@ -1281,13 +1437,13 @@
                 <w:rFonts w:ascii="SimSun" w:hAnsi="SimSun" w:eastAsia="SimSun"/>
                 <w:sz w:val="19"/>
               </w:rPr>
-              <w:t>心脏/其他贴片电刺激康复服务包</w:t>
+              <w:t>心脏/贴片电刺激服务包</w:t>
             </w:r>
           </w:p>
         </w:tc>
         <w:tc>
           <w:tcPr>
-            <w:tcW w:type="dxa" w:w="2161"/>
+            <w:tcW w:type="dxa" w:w="1441"/>
           </w:tcPr>
           <w:p>
             <w:r>
@@ -1301,7 +1457,35 @@
         </w:tc>
         <w:tc>
           <w:tcPr>
-            <w:tcW w:type="dxa" w:w="2161"/>
+            <w:tcW w:type="dxa" w:w="1441"/>
+          </w:tcPr>
+          <w:p>
+            <w:r>
+              <w:rPr>
+                <w:rFonts w:ascii="SimSun" w:hAnsi="SimSun" w:eastAsia="SimSun"/>
+                <w:sz w:val="19"/>
+              </w:rPr>
+              <w:t>800</w:t>
+            </w:r>
+          </w:p>
+        </w:tc>
+        <w:tc>
+          <w:tcPr>
+            <w:tcW w:type="dxa" w:w="1441"/>
+          </w:tcPr>
+          <w:p>
+            <w:r>
+              <w:rPr>
+                <w:rFonts w:ascii="SimSun" w:hAnsi="SimSun" w:eastAsia="SimSun"/>
+                <w:sz w:val="19"/>
+              </w:rPr>
+              <w:t>**800**</w:t>
+            </w:r>
+          </w:p>
+        </w:tc>
+        <w:tc>
+          <w:tcPr>
+            <w:tcW w:type="dxa" w:w="1441"/>
           </w:tcPr>
           <w:p>
             <w:r>
@@ -1315,7 +1499,7 @@
         </w:tc>
         <w:tc>
           <w:tcPr>
-            <w:tcW w:type="dxa" w:w="2161"/>
+            <w:tcW w:type="dxa" w:w="1441"/>
           </w:tcPr>
           <w:p>
             <w:r>
@@ -1323,7 +1507,7 @@
                 <w:rFonts w:ascii="SimSun" w:hAnsi="SimSun" w:eastAsia="SimSun"/>
                 <w:sz w:val="19"/>
               </w:rPr>
-              <w:t>64</w:t>
+              <w:t>**32**</w:t>
             </w:r>
           </w:p>
         </w:tc>
@@ -1331,7 +1515,7 @@
       <w:tr>
         <w:tc>
           <w:tcPr>
-            <w:tcW w:type="dxa" w:w="2161"/>
+            <w:tcW w:type="dxa" w:w="1441"/>
           </w:tcPr>
           <w:p>
             <w:r>
@@ -1339,13 +1523,13 @@
                 <w:rFonts w:ascii="SimSun" w:hAnsi="SimSun" w:eastAsia="SimSun"/>
                 <w:sz w:val="19"/>
               </w:rPr>
-              <w:t>社区筛查评估（含评估报告）</w:t>
+              <w:t>社区筛查评估</w:t>
             </w:r>
           </w:p>
         </w:tc>
         <w:tc>
           <w:tcPr>
-            <w:tcW w:type="dxa" w:w="2161"/>
+            <w:tcW w:type="dxa" w:w="1441"/>
           </w:tcPr>
           <w:p>
             <w:r>
@@ -1359,7 +1543,7 @@
         </w:tc>
         <w:tc>
           <w:tcPr>
-            <w:tcW w:type="dxa" w:w="2161"/>
+            <w:tcW w:type="dxa" w:w="1441"/>
           </w:tcPr>
           <w:p>
             <w:r>
@@ -1367,13 +1551,13 @@
                 <w:rFonts w:ascii="SimSun" w:hAnsi="SimSun" w:eastAsia="SimSun"/>
                 <w:sz w:val="19"/>
               </w:rPr>
-              <w:t>2,000人</w:t>
+              <w:t>100</w:t>
             </w:r>
           </w:p>
         </w:tc>
         <w:tc>
           <w:tcPr>
-            <w:tcW w:type="dxa" w:w="2161"/>
+            <w:tcW w:type="dxa" w:w="1441"/>
           </w:tcPr>
           <w:p>
             <w:r>
@@ -1381,7 +1565,35 @@
                 <w:rFonts w:ascii="SimSun" w:hAnsi="SimSun" w:eastAsia="SimSun"/>
                 <w:sz w:val="19"/>
               </w:rPr>
-              <w:t>40</w:t>
+              <w:t>**100**</w:t>
+            </w:r>
+          </w:p>
+        </w:tc>
+        <w:tc>
+          <w:tcPr>
+            <w:tcW w:type="dxa" w:w="1441"/>
+          </w:tcPr>
+          <w:p>
+            <w:r>
+              <w:rPr>
+                <w:rFonts w:ascii="SimSun" w:hAnsi="SimSun" w:eastAsia="SimSun"/>
+                <w:sz w:val="19"/>
+              </w:rPr>
+              <w:t>2,000人次</w:t>
+            </w:r>
+          </w:p>
+        </w:tc>
+        <w:tc>
+          <w:tcPr>
+            <w:tcW w:type="dxa" w:w="1441"/>
+          </w:tcPr>
+          <w:p>
+            <w:r>
+              <w:rPr>
+                <w:rFonts w:ascii="SimSun" w:hAnsi="SimSun" w:eastAsia="SimSun"/>
+                <w:sz w:val="19"/>
+              </w:rPr>
+              <w:t>**20**</w:t>
             </w:r>
           </w:p>
         </w:tc>
@@ -1389,7 +1601,7 @@
       <w:tr>
         <w:tc>
           <w:tcPr>
-            <w:tcW w:type="dxa" w:w="2161"/>
+            <w:tcW w:type="dxa" w:w="1441"/>
           </w:tcPr>
           <w:p>
             <w:r>
@@ -1397,13 +1609,13 @@
                 <w:rFonts w:ascii="SimSun" w:hAnsi="SimSun" w:eastAsia="SimSun"/>
                 <w:sz w:val="19"/>
               </w:rPr>
-              <w:t>**年度小计**</w:t>
+              <w:t>**年度合计**</w:t>
             </w:r>
           </w:p>
         </w:tc>
         <w:tc>
           <w:tcPr>
-            <w:tcW w:type="dxa" w:w="2161"/>
+            <w:tcW w:type="dxa" w:w="1441"/>
           </w:tcPr>
           <w:p>
             <w:r>
@@ -1411,61 +1623,31 @@
                 <w:rFonts w:ascii="SimSun" w:hAnsi="SimSun" w:eastAsia="SimSun"/>
                 <w:sz w:val="19"/>
               </w:rPr>
-              <w:t>**214**</w:t>
+              <w:t>**107**</w:t>
             </w:r>
           </w:p>
         </w:tc>
         <w:tc>
           <w:tcPr>
-            <w:tcW w:type="dxa" w:w="2161"/>
+            <w:tcW w:type="dxa" w:w="1441"/>
           </w:tcPr>
           <w:p/>
         </w:tc>
         <w:tc>
           <w:tcPr>
-            <w:tcW w:type="dxa" w:w="2161"/>
-          </w:tcPr>
-          <w:p/>
-        </w:tc>
-      </w:tr>
-      <w:tr>
-        <w:tc>
-          <w:tcPr>
-            <w:tcW w:type="dxa" w:w="2161"/>
-          </w:tcPr>
-          <w:p>
-            <w:r>
-              <w:rPr>
-                <w:rFonts w:ascii="SimSun" w:hAnsi="SimSun" w:eastAsia="SimSun"/>
-                <w:sz w:val="19"/>
-              </w:rPr>
-              <w:t>**3年合计**</w:t>
-            </w:r>
-          </w:p>
-        </w:tc>
-        <w:tc>
-          <w:tcPr>
-            <w:tcW w:type="dxa" w:w="2161"/>
-          </w:tcPr>
-          <w:p>
-            <w:r>
-              <w:rPr>
-                <w:rFonts w:ascii="SimSun" w:hAnsi="SimSun" w:eastAsia="SimSun"/>
-                <w:sz w:val="19"/>
-              </w:rPr>
-              <w:t>**642**</w:t>
-            </w:r>
-          </w:p>
-        </w:tc>
-        <w:tc>
-          <w:tcPr>
-            <w:tcW w:type="dxa" w:w="2161"/>
+            <w:tcW w:type="dxa" w:w="1441"/>
           </w:tcPr>
           <w:p/>
         </w:tc>
         <w:tc>
           <w:tcPr>
-            <w:tcW w:type="dxa" w:w="2161"/>
+            <w:tcW w:type="dxa" w:w="1441"/>
+          </w:tcPr>
+          <w:p/>
+        </w:tc>
+        <w:tc>
+          <w:tcPr>
+            <w:tcW w:type="dxa" w:w="1441"/>
           </w:tcPr>
           <w:p/>
         </w:tc>
@@ -1479,7 +1661,7 @@
           <w:b w:val="0"/>
           <w:sz w:val="22"/>
         </w:rPr>
-        <w:t>③ 项目总收益： 设备采购286万 + 3年服务642万 = 928万元</w:t>
+        <w:t>③ 债券还本付息能力</w:t>
       </w:r>
     </w:p>
     <w:p>
@@ -1489,7 +1671,447 @@
           <w:b w:val="0"/>
           <w:sz w:val="22"/>
         </w:rPr>
-        <w:t>④ 债券本息覆盖： 项目收益约928万，假设发债规模500万（覆盖设备+部分服务启动），期限10年，年利率3%，10年本息合计约580万。收益覆盖倍数约1.6倍，远高于专项债1.2倍的最低要求。</w:t>
+        <w:t>发债500万，期限10年，年利率3%：</w:t>
+      </w:r>
+    </w:p>
+    <w:tbl>
+      <w:tblPr>
+        <w:tblStyle w:val="TableGrid"/>
+        <w:tblW w:type="auto" w:w="0"/>
+        <w:tblLook w:firstColumn="1" w:firstRow="1" w:lastColumn="0" w:lastRow="0" w:noHBand="0" w:noVBand="1" w:val="04A0"/>
+      </w:tblPr>
+      <w:tblGrid>
+        <w:gridCol w:w="1441"/>
+        <w:gridCol w:w="1441"/>
+        <w:gridCol w:w="1441"/>
+        <w:gridCol w:w="1441"/>
+        <w:gridCol w:w="1441"/>
+        <w:gridCol w:w="1441"/>
+      </w:tblGrid>
+      <w:tr>
+        <w:tc>
+          <w:tcPr>
+            <w:tcW w:type="dxa" w:w="1441"/>
+            <w:shd w:fill="2B579A"/>
+          </w:tcPr>
+          <w:p>
+            <w:r>
+              <w:rPr>
+                <w:rFonts w:ascii="SimSun" w:hAnsi="SimSun" w:eastAsia="SimSun"/>
+                <w:b/>
+                <w:color w:val="FFFFFF"/>
+                <w:sz w:val="19"/>
+              </w:rPr>
+              <w:t>年度</w:t>
+            </w:r>
+          </w:p>
+        </w:tc>
+        <w:tc>
+          <w:tcPr>
+            <w:tcW w:type="dxa" w:w="1441"/>
+            <w:shd w:fill="2B579A"/>
+          </w:tcPr>
+          <w:p>
+            <w:r>
+              <w:rPr>
+                <w:rFonts w:ascii="SimSun" w:hAnsi="SimSun" w:eastAsia="SimSun"/>
+                <w:b/>
+                <w:color w:val="FFFFFF"/>
+                <w:sz w:val="19"/>
+              </w:rPr>
+              <w:t>还本（万元）</w:t>
+            </w:r>
+          </w:p>
+        </w:tc>
+        <w:tc>
+          <w:tcPr>
+            <w:tcW w:type="dxa" w:w="1441"/>
+            <w:shd w:fill="2B579A"/>
+          </w:tcPr>
+          <w:p>
+            <w:r>
+              <w:rPr>
+                <w:rFonts w:ascii="SimSun" w:hAnsi="SimSun" w:eastAsia="SimSun"/>
+                <w:b/>
+                <w:color w:val="FFFFFF"/>
+                <w:sz w:val="19"/>
+              </w:rPr>
+              <w:t>付息（万元）</w:t>
+            </w:r>
+          </w:p>
+        </w:tc>
+        <w:tc>
+          <w:tcPr>
+            <w:tcW w:type="dxa" w:w="1441"/>
+            <w:shd w:fill="2B579A"/>
+          </w:tcPr>
+          <w:p>
+            <w:r>
+              <w:rPr>
+                <w:rFonts w:ascii="SimSun" w:hAnsi="SimSun" w:eastAsia="SimSun"/>
+                <w:b/>
+                <w:color w:val="FFFFFF"/>
+                <w:sz w:val="19"/>
+              </w:rPr>
+              <w:t>本息合计（万元）</w:t>
+            </w:r>
+          </w:p>
+        </w:tc>
+        <w:tc>
+          <w:tcPr>
+            <w:tcW w:type="dxa" w:w="1441"/>
+            <w:shd w:fill="2B579A"/>
+          </w:tcPr>
+          <w:p>
+            <w:r>
+              <w:rPr>
+                <w:rFonts w:ascii="SimSun" w:hAnsi="SimSun" w:eastAsia="SimSun"/>
+                <w:b/>
+                <w:color w:val="FFFFFF"/>
+                <w:sz w:val="19"/>
+              </w:rPr>
+              <w:t>卫健局非税收入（万元）</w:t>
+            </w:r>
+          </w:p>
+        </w:tc>
+        <w:tc>
+          <w:tcPr>
+            <w:tcW w:type="dxa" w:w="1441"/>
+            <w:shd w:fill="2B579A"/>
+          </w:tcPr>
+          <w:p>
+            <w:r>
+              <w:rPr>
+                <w:rFonts w:ascii="SimSun" w:hAnsi="SimSun" w:eastAsia="SimSun"/>
+                <w:b/>
+                <w:color w:val="FFFFFF"/>
+                <w:sz w:val="19"/>
+              </w:rPr>
+              <w:t>偿债覆盖率</w:t>
+            </w:r>
+          </w:p>
+        </w:tc>
+      </w:tr>
+      <w:tr>
+        <w:tc>
+          <w:tcPr>
+            <w:tcW w:type="dxa" w:w="1441"/>
+          </w:tcPr>
+          <w:p>
+            <w:r>
+              <w:rPr>
+                <w:rFonts w:ascii="SimSun" w:hAnsi="SimSun" w:eastAsia="SimSun"/>
+                <w:sz w:val="19"/>
+              </w:rPr>
+              <w:t>第1-3年</w:t>
+            </w:r>
+          </w:p>
+        </w:tc>
+        <w:tc>
+          <w:tcPr>
+            <w:tcW w:type="dxa" w:w="1441"/>
+          </w:tcPr>
+          <w:p>
+            <w:r>
+              <w:rPr>
+                <w:rFonts w:ascii="SimSun" w:hAnsi="SimSun" w:eastAsia="SimSun"/>
+                <w:sz w:val="19"/>
+              </w:rPr>
+              <w:t>0</w:t>
+            </w:r>
+          </w:p>
+        </w:tc>
+        <w:tc>
+          <w:tcPr>
+            <w:tcW w:type="dxa" w:w="1441"/>
+          </w:tcPr>
+          <w:p>
+            <w:r>
+              <w:rPr>
+                <w:rFonts w:ascii="SimSun" w:hAnsi="SimSun" w:eastAsia="SimSun"/>
+                <w:sz w:val="19"/>
+              </w:rPr>
+              <w:t>45（3年合计）</w:t>
+            </w:r>
+          </w:p>
+        </w:tc>
+        <w:tc>
+          <w:tcPr>
+            <w:tcW w:type="dxa" w:w="1441"/>
+          </w:tcPr>
+          <w:p>
+            <w:r>
+              <w:rPr>
+                <w:rFonts w:ascii="SimSun" w:hAnsi="SimSun" w:eastAsia="SimSun"/>
+                <w:sz w:val="19"/>
+              </w:rPr>
+              <w:t>45</w:t>
+            </w:r>
+          </w:p>
+        </w:tc>
+        <w:tc>
+          <w:tcPr>
+            <w:tcW w:type="dxa" w:w="1441"/>
+          </w:tcPr>
+          <w:p>
+            <w:r>
+              <w:rPr>
+                <w:rFonts w:ascii="SimSun" w:hAnsi="SimSun" w:eastAsia="SimSun"/>
+                <w:sz w:val="19"/>
+              </w:rPr>
+              <w:t>321（3年合计）</w:t>
+            </w:r>
+          </w:p>
+        </w:tc>
+        <w:tc>
+          <w:tcPr>
+            <w:tcW w:type="dxa" w:w="1441"/>
+          </w:tcPr>
+          <w:p>
+            <w:r>
+              <w:rPr>
+                <w:rFonts w:ascii="SimSun" w:hAnsi="SimSun" w:eastAsia="SimSun"/>
+                <w:sz w:val="19"/>
+              </w:rPr>
+              <w:t>713%</w:t>
+            </w:r>
+          </w:p>
+        </w:tc>
+      </w:tr>
+      <w:tr>
+        <w:tc>
+          <w:tcPr>
+            <w:tcW w:type="dxa" w:w="1441"/>
+          </w:tcPr>
+          <w:p>
+            <w:r>
+              <w:rPr>
+                <w:rFonts w:ascii="SimSun" w:hAnsi="SimSun" w:eastAsia="SimSun"/>
+                <w:sz w:val="19"/>
+              </w:rPr>
+              <w:t>第4-10年</w:t>
+            </w:r>
+          </w:p>
+        </w:tc>
+        <w:tc>
+          <w:tcPr>
+            <w:tcW w:type="dxa" w:w="1441"/>
+          </w:tcPr>
+          <w:p>
+            <w:r>
+              <w:rPr>
+                <w:rFonts w:ascii="SimSun" w:hAnsi="SimSun" w:eastAsia="SimSun"/>
+                <w:sz w:val="19"/>
+              </w:rPr>
+              <w:t>500</w:t>
+            </w:r>
+          </w:p>
+        </w:tc>
+        <w:tc>
+          <w:tcPr>
+            <w:tcW w:type="dxa" w:w="1441"/>
+          </w:tcPr>
+          <w:p>
+            <w:r>
+              <w:rPr>
+                <w:rFonts w:ascii="SimSun" w:hAnsi="SimSun" w:eastAsia="SimSun"/>
+                <w:sz w:val="19"/>
+              </w:rPr>
+              <w:t>68（7年合计）</w:t>
+            </w:r>
+          </w:p>
+        </w:tc>
+        <w:tc>
+          <w:tcPr>
+            <w:tcW w:type="dxa" w:w="1441"/>
+          </w:tcPr>
+          <w:p>
+            <w:r>
+              <w:rPr>
+                <w:rFonts w:ascii="SimSun" w:hAnsi="SimSun" w:eastAsia="SimSun"/>
+                <w:sz w:val="19"/>
+              </w:rPr>
+              <w:t>568</w:t>
+            </w:r>
+          </w:p>
+        </w:tc>
+        <w:tc>
+          <w:tcPr>
+            <w:tcW w:type="dxa" w:w="1441"/>
+          </w:tcPr>
+          <w:p>
+            <w:r>
+              <w:rPr>
+                <w:rFonts w:ascii="SimSun" w:hAnsi="SimSun" w:eastAsia="SimSun"/>
+                <w:sz w:val="19"/>
+              </w:rPr>
+              <w:t>749（7年合计）</w:t>
+            </w:r>
+          </w:p>
+        </w:tc>
+        <w:tc>
+          <w:tcPr>
+            <w:tcW w:type="dxa" w:w="1441"/>
+          </w:tcPr>
+          <w:p>
+            <w:r>
+              <w:rPr>
+                <w:rFonts w:ascii="SimSun" w:hAnsi="SimSun" w:eastAsia="SimSun"/>
+                <w:sz w:val="19"/>
+              </w:rPr>
+              <w:t>132%</w:t>
+            </w:r>
+          </w:p>
+        </w:tc>
+      </w:tr>
+      <w:tr>
+        <w:tc>
+          <w:tcPr>
+            <w:tcW w:type="dxa" w:w="1441"/>
+          </w:tcPr>
+          <w:p>
+            <w:r>
+              <w:rPr>
+                <w:rFonts w:ascii="SimSun" w:hAnsi="SimSun" w:eastAsia="SimSun"/>
+                <w:sz w:val="19"/>
+              </w:rPr>
+              <w:t>**总计**</w:t>
+            </w:r>
+          </w:p>
+        </w:tc>
+        <w:tc>
+          <w:tcPr>
+            <w:tcW w:type="dxa" w:w="1441"/>
+          </w:tcPr>
+          <w:p>
+            <w:r>
+              <w:rPr>
+                <w:rFonts w:ascii="SimSun" w:hAnsi="SimSun" w:eastAsia="SimSun"/>
+                <w:sz w:val="19"/>
+              </w:rPr>
+              <w:t>**500**</w:t>
+            </w:r>
+          </w:p>
+        </w:tc>
+        <w:tc>
+          <w:tcPr>
+            <w:tcW w:type="dxa" w:w="1441"/>
+          </w:tcPr>
+          <w:p>
+            <w:r>
+              <w:rPr>
+                <w:rFonts w:ascii="SimSun" w:hAnsi="SimSun" w:eastAsia="SimSun"/>
+                <w:sz w:val="19"/>
+              </w:rPr>
+              <w:t>**113**</w:t>
+            </w:r>
+          </w:p>
+        </w:tc>
+        <w:tc>
+          <w:tcPr>
+            <w:tcW w:type="dxa" w:w="1441"/>
+          </w:tcPr>
+          <w:p>
+            <w:r>
+              <w:rPr>
+                <w:rFonts w:ascii="SimSun" w:hAnsi="SimSun" w:eastAsia="SimSun"/>
+                <w:sz w:val="19"/>
+              </w:rPr>
+              <w:t>**613**</w:t>
+            </w:r>
+          </w:p>
+        </w:tc>
+        <w:tc>
+          <w:tcPr>
+            <w:tcW w:type="dxa" w:w="1441"/>
+          </w:tcPr>
+          <w:p>
+            <w:r>
+              <w:rPr>
+                <w:rFonts w:ascii="SimSun" w:hAnsi="SimSun" w:eastAsia="SimSun"/>
+                <w:sz w:val="19"/>
+              </w:rPr>
+              <w:t>**1,070**</w:t>
+            </w:r>
+          </w:p>
+        </w:tc>
+        <w:tc>
+          <w:tcPr>
+            <w:tcW w:type="dxa" w:w="1441"/>
+          </w:tcPr>
+          <w:p>
+            <w:r>
+              <w:rPr>
+                <w:rFonts w:ascii="SimSun" w:hAnsi="SimSun" w:eastAsia="SimSun"/>
+                <w:sz w:val="19"/>
+              </w:rPr>
+              <w:t>**175%**</w:t>
+            </w:r>
+          </w:p>
+        </w:tc>
+      </w:tr>
+    </w:tbl>
+    <w:p/>
+    <w:p>
+      <w:r>
+        <w:rPr>
+          <w:rFonts w:ascii="SimSun" w:hAnsi="SimSun" w:eastAsia="SimSun"/>
+          <w:b w:val="0"/>
+          <w:sz w:val="22"/>
+        </w:rPr>
+        <w:t>核心数据： 卫健局年度非税收入约107万元。偿债能力分析：</w:t>
+      </w:r>
+    </w:p>
+    <w:p>
+      <w:pPr>
+        <w:pStyle w:val="ListBullet"/>
+        <w:ind w:left="850"/>
+      </w:pPr>
+      <w:r>
+        <w:rPr>
+          <w:rFonts w:ascii="SimSun" w:hAnsi="SimSun" w:eastAsia="SimSun"/>
+          <w:sz w:val="21"/>
+        </w:rPr>
+        <w:t>前3年只付息不还本：年付息15万，非税收入107万 → 轻松覆盖（覆盖率713%）</w:t>
+      </w:r>
+    </w:p>
+    <w:p>
+      <w:pPr>
+        <w:pStyle w:val="ListBullet"/>
+        <w:ind w:left="850"/>
+      </w:pPr>
+      <w:r>
+        <w:rPr>
+          <w:rFonts w:ascii="SimSun" w:hAnsi="SimSun" w:eastAsia="SimSun"/>
+          <w:sz w:val="21"/>
+        </w:rPr>
+        <w:t>第4年起分期还本：年均还本约71万+付息约10万=81万，非税收入107万 → 覆盖率约132%</w:t>
+      </w:r>
+    </w:p>
+    <w:p>
+      <w:pPr>
+        <w:pStyle w:val="ListBullet"/>
+        <w:ind w:left="850"/>
+      </w:pPr>
+      <w:r>
+        <w:rPr>
+          <w:rFonts w:ascii="SimSun" w:hAnsi="SimSun" w:eastAsia="SimSun"/>
+          <w:sz w:val="21"/>
+        </w:rPr>
+        <w:t>第10年大额还本（120万）：覆盖率约87%，但前9年结余（每年107-81=26万×9年=234万）可覆盖</w:t>
+      </w:r>
+    </w:p>
+    <w:p>
+      <w:pPr>
+        <w:ind w:left="283"/>
+      </w:pPr>
+      <w:r>
+        <w:rPr>
+          <w:i/>
+          <w:color w:val="555555"/>
+          <w:sz w:val="20"/>
+        </w:rPr>
+        <w:t>**注意：** 这里的"项目收益"是卫健局层面的非税收入（107万/年），不是服务总价214万。设备采购是债务支出不是收益。设备是资产入账，不是现金流收入。</w:t>
       </w:r>
     </w:p>
     <w:p>

--- a/docs/关于将居家康复项目纳入地方政府专项债券发行的建议.docx
+++ b/docs/关于将居家康复项目纳入地方政府专项债券发行的建议.docx
@@ -453,7 +453,7 @@
         <w:rPr>
           <w:color w:val="1A477A"/>
         </w:rPr>
-        <w:t>2.2 卫健局的收益在哪里？</w:t>
+        <w:t>2.2 卫健局的还款来源在哪里？</w:t>
       </w:r>
     </w:p>
     <w:p>
@@ -463,7 +463,7 @@
           <w:b w:val="0"/>
           <w:sz w:val="22"/>
         </w:rPr>
-        <w:t>先搞清楚一笔账的流向，才能说清楚专项债怎么还。</w:t>
+        <w:t>关键问题： 卫健局借钱发债买设备，拿什么还？</w:t>
       </w:r>
     </w:p>
     <w:p>
@@ -473,7 +473,7 @@
           <w:b w:val="0"/>
           <w:sz w:val="22"/>
         </w:rPr>
-        <w:t>专项债的本质： 卫健局发债借钱→花钱买设备+买服务→这些服务本身能产生收费收入→这个收入进入财政（非税收入）→用来还债。</w:t>
+        <w:t>把专项债的账算清楚，要从钱从哪里来、花在哪、怎么回到财政这个闭环说起。</w:t>
       </w:r>
     </w:p>
     <w:p>
@@ -483,7 +483,7 @@
           <w:b w:val="0"/>
           <w:sz w:val="22"/>
         </w:rPr>
-        <w:t>所以卫健局的收益不是"卖设备赚多少钱"，而是服务收费中进入财政的那一部分。</w:t>
+        <w:t>第一步：钱花在哪（债务支出）</w:t>
       </w:r>
     </w:p>
     <w:p>
@@ -493,7 +493,33 @@
           <w:b w:val="0"/>
           <w:sz w:val="22"/>
         </w:rPr>
-        <w:t>举例说明：</w:t>
+        <w:t>卫健局发债500万：</w:t>
+      </w:r>
+    </w:p>
+    <w:p>
+      <w:pPr>
+        <w:pStyle w:val="ListBullet"/>
+        <w:ind w:left="850"/>
+      </w:pPr>
+      <w:r>
+        <w:rPr>
+          <w:rFonts w:ascii="SimSun" w:hAnsi="SimSun" w:eastAsia="SimSun"/>
+          <w:sz w:val="21"/>
+        </w:rPr>
+        <w:t>286万 → 买设备，设备资产归卫健局所有，配置到社区卫生服务站使用</w:t>
+      </w:r>
+    </w:p>
+    <w:p>
+      <w:pPr>
+        <w:pStyle w:val="ListBullet"/>
+        <w:ind w:left="850"/>
+      </w:pPr>
+      <w:r>
+        <w:rPr>
+          <w:rFonts w:ascii="SimSun" w:hAnsi="SimSun" w:eastAsia="SimSun"/>
+          <w:sz w:val="21"/>
+        </w:rPr>
+        <w:t>214万 → 服务启动预拨</w:t>
       </w:r>
     </w:p>
     <w:p>
@@ -503,7 +529,27 @@
           <w:b w:val="0"/>
           <w:sz w:val="22"/>
         </w:rPr>
-        <w:t>假设一个居家康复服务包定价 2,200元/人，资金流向是这样的：</w:t>
+        <w:t>第二步：钱从哪里回（还款来源）</w:t>
+      </w:r>
+    </w:p>
+    <w:p>
+      <w:r>
+        <w:rPr>
+          <w:rFonts w:ascii="SimSun" w:hAnsi="SimSun" w:eastAsia="SimSun"/>
+          <w:b w:val="0"/>
+          <w:sz w:val="22"/>
+        </w:rPr>
+        <w:t>设备放到社区站后，社区站用这些设备开展居家康复服务，向患者收费。服务费中，社区站要上缴一部分给卫健局——因为设备是卫健局买的，社区站用设备赚了钱，自然要上缴。</w:t>
+      </w:r>
+    </w:p>
+    <w:p>
+      <w:r>
+        <w:rPr>
+          <w:rFonts w:ascii="SimSun" w:hAnsi="SimSun" w:eastAsia="SimSun"/>
+          <w:b w:val="0"/>
+          <w:sz w:val="22"/>
+        </w:rPr>
+        <w:t>用一个盆底服务包举例（总价2,200元）：</w:t>
       </w:r>
     </w:p>
     <w:p>
@@ -516,23 +562,65 @@
           <w:color w:val="333333"/>
           <w:sz w:val="17"/>
         </w:rPr>
-        <w:t xml:space="preserve">                    2,200元/人（患者或医保支付）</w:t>
+        <w:t xml:space="preserve">             患者支付 2,200元</w:t>
+        <w:br/>
+        <w:t xml:space="preserve">                    │</w:t>
+        <w:br/>
+        <w:t xml:space="preserve">                    ▼</w:t>
+        <w:br/>
+        <w:t xml:space="preserve">      ┌─────────────────────────────┐</w:t>
+        <w:br/>
+        <w:t xml:space="preserve">      │        服务费总收入           │</w:t>
+        <w:br/>
+        <w:t xml:space="preserve">      │            2,200元            │</w:t>
+        <w:br/>
+        <w:t xml:space="preserve">      └──────┬──────────────┬───────┘</w:t>
+        <w:br/>
+        <w:t xml:space="preserve">             ▼              ▼</w:t>
+        <w:br/>
+        <w:t xml:space="preserve">   ┌──────────────┐  ┌──────────────┐</w:t>
+        <w:br/>
+        <w:t xml:space="preserve">   │ 圆爱康 1,100  │  │  社区站 1,100 │</w:t>
+        <w:br/>
+        <w:t xml:space="preserve">   │ 设备使用费+   │  │  治疗操作+    │</w:t>
+        <w:br/>
+        <w:t xml:space="preserve">   │ 六师共管     │  │  场所+医护劳务 │</w:t>
+        <w:br/>
+        <w:t xml:space="preserve">   └──────────────┘  └──────┬───────┘</w:t>
         <w:br/>
         <w:t xml:space="preserve">                            │</w:t>
         <w:br/>
-        <w:t xml:space="preserve">                  ┌─────────┴─────────┐</w:t>
+        <w:t xml:space="preserve">                    ┌───────┴───────┐</w:t>
         <w:br/>
-        <w:t xml:space="preserve">                  ▼                   ▼</w:t>
+        <w:t xml:space="preserve">                    ▼               ▼</w:t>
         <w:br/>
-        <w:t xml:space="preserve">      ┌────────────────┐  ┌──────────────────┐</w:t>
+        <w:t xml:space="preserve">            ┌──────────┐    ┌────────────┐</w:t>
         <w:br/>
-        <w:t xml:space="preserve">      │ 圆爱康收取1,100 │  │ 卫健局非税收入1,100│</w:t>
+        <w:t xml:space="preserve">            │ 社区站留成 │    │ 上缴卫健局  │</w:t>
         <w:br/>
-        <w:t xml:space="preserve">      │（设备使用+     │  │ （进入财政专户，   │</w:t>
+        <w:t xml:space="preserve">            │ (运营成本) │    │ (专项债还款)│</w:t>
         <w:br/>
-        <w:t xml:space="preserve">      │  六师共管服务） │  │  用于还债）      │</w:t>
-        <w:br/>
-        <w:t xml:space="preserve">      └────────────────┘  └──────────────────┘</w:t>
+        <w:t xml:space="preserve">            └──────────┘    └────────────┘</w:t>
+      </w:r>
+    </w:p>
+    <w:p>
+      <w:r>
+        <w:rPr>
+          <w:rFonts w:ascii="SimSun" w:hAnsi="SimSun" w:eastAsia="SimSun"/>
+          <w:b w:val="0"/>
+          <w:sz w:val="22"/>
+        </w:rPr>
+        <w:t>卫健局的还款来源 = 社区站从服务费中上缴的部分</w:t>
+      </w:r>
+    </w:p>
+    <w:p>
+      <w:r>
+        <w:rPr>
+          <w:rFonts w:ascii="SimSun" w:hAnsi="SimSun" w:eastAsia="SimSun"/>
+          <w:b w:val="0"/>
+          <w:sz w:val="22"/>
+        </w:rPr>
+        <w:t>为什么社区站要上缴？因为：</w:t>
       </w:r>
     </w:p>
     <w:p>
@@ -545,7 +633,7 @@
           <w:rFonts w:ascii="SimSun" w:hAnsi="SimSun" w:eastAsia="SimSun"/>
           <w:sz w:val="21"/>
         </w:rPr>
-        <w:t>圆爱康收的部分：设备提供费 + 六师共管服务费 + 数据跟踪</w:t>
+        <w:t>设备是卫健局花钱买的（专项债资金）</w:t>
       </w:r>
     </w:p>
     <w:p>
@@ -558,7 +646,20 @@
           <w:rFonts w:ascii="SimSun" w:hAnsi="SimSun" w:eastAsia="SimSun"/>
           <w:sz w:val="21"/>
         </w:rPr>
-        <w:t>卫健局收的部分：服务管理费（非税收入，进入财政专户，成为债券还款来源）</w:t>
+        <w:t>社区站用卫健局买的设备赚钱，不属于无偿使用</w:t>
+      </w:r>
+    </w:p>
+    <w:p>
+      <w:pPr>
+        <w:pStyle w:val="ListBullet"/>
+        <w:ind w:left="850"/>
+      </w:pPr>
+      <w:r>
+        <w:rPr>
+          <w:rFonts w:ascii="SimSun" w:hAnsi="SimSun" w:eastAsia="SimSun"/>
+          <w:sz w:val="21"/>
+        </w:rPr>
+        <w:t>按服务量上缴，既是还款来源，也是设备使用对价</w:t>
       </w:r>
     </w:p>
     <w:p>
@@ -571,32 +672,384 @@
         <w:t>其他服务同理：</w:t>
       </w:r>
     </w:p>
-    <w:p>
-      <w:pPr>
-        <w:pStyle w:val="ListBullet"/>
-        <w:ind w:left="850"/>
-      </w:pPr>
-      <w:r>
-        <w:rPr>
-          <w:rFonts w:ascii="SimSun" w:hAnsi="SimSun" w:eastAsia="SimSun"/>
-          <w:sz w:val="21"/>
-        </w:rPr>
-        <w:t>贴片电刺激服务包1,600元/人 → 圆爱康收800元 + 卫健局非税收入800元</w:t>
-      </w:r>
-    </w:p>
-    <w:p>
-      <w:pPr>
-        <w:pStyle w:val="ListBullet"/>
-        <w:ind w:left="850"/>
-      </w:pPr>
-      <w:r>
-        <w:rPr>
-          <w:rFonts w:ascii="SimSun" w:hAnsi="SimSun" w:eastAsia="SimSun"/>
-          <w:sz w:val="21"/>
-        </w:rPr>
-        <w:t>社区筛查评估200元/人次 → 圆爱康收100元 + 卫健局非税收入100元</w:t>
-      </w:r>
-    </w:p>
+    <w:tbl>
+      <w:tblPr>
+        <w:tblStyle w:val="TableGrid"/>
+        <w:tblW w:type="auto" w:w="0"/>
+        <w:tblLook w:firstColumn="1" w:firstRow="1" w:lastColumn="0" w:lastRow="0" w:noHBand="0" w:noVBand="1" w:val="04A0"/>
+      </w:tblPr>
+      <w:tblGrid>
+        <w:gridCol w:w="1441"/>
+        <w:gridCol w:w="1441"/>
+        <w:gridCol w:w="1441"/>
+        <w:gridCol w:w="1441"/>
+        <w:gridCol w:w="1441"/>
+        <w:gridCol w:w="1441"/>
+      </w:tblGrid>
+      <w:tr>
+        <w:tc>
+          <w:tcPr>
+            <w:tcW w:type="dxa" w:w="1441"/>
+            <w:shd w:fill="2B579A"/>
+          </w:tcPr>
+          <w:p>
+            <w:r>
+              <w:rPr>
+                <w:rFonts w:ascii="SimSun" w:hAnsi="SimSun" w:eastAsia="SimSun"/>
+                <w:b/>
+                <w:color w:val="FFFFFF"/>
+                <w:sz w:val="19"/>
+              </w:rPr>
+              <w:t>服务类型</w:t>
+            </w:r>
+          </w:p>
+        </w:tc>
+        <w:tc>
+          <w:tcPr>
+            <w:tcW w:type="dxa" w:w="1441"/>
+            <w:shd w:fill="2B579A"/>
+          </w:tcPr>
+          <w:p>
+            <w:r>
+              <w:rPr>
+                <w:rFonts w:ascii="SimSun" w:hAnsi="SimSun" w:eastAsia="SimSun"/>
+                <w:b/>
+                <w:color w:val="FFFFFF"/>
+                <w:sz w:val="19"/>
+              </w:rPr>
+              <w:t>总价（元/人）</w:t>
+            </w:r>
+          </w:p>
+        </w:tc>
+        <w:tc>
+          <w:tcPr>
+            <w:tcW w:type="dxa" w:w="1441"/>
+            <w:shd w:fill="2B579A"/>
+          </w:tcPr>
+          <w:p>
+            <w:r>
+              <w:rPr>
+                <w:rFonts w:ascii="SimSun" w:hAnsi="SimSun" w:eastAsia="SimSun"/>
+                <w:b/>
+                <w:color w:val="FFFFFF"/>
+                <w:sz w:val="19"/>
+              </w:rPr>
+              <w:t>圆爱康收（元）</w:t>
+            </w:r>
+          </w:p>
+        </w:tc>
+        <w:tc>
+          <w:tcPr>
+            <w:tcW w:type="dxa" w:w="1441"/>
+            <w:shd w:fill="2B579A"/>
+          </w:tcPr>
+          <w:p>
+            <w:r>
+              <w:rPr>
+                <w:rFonts w:ascii="SimSun" w:hAnsi="SimSun" w:eastAsia="SimSun"/>
+                <w:b/>
+                <w:color w:val="FFFFFF"/>
+                <w:sz w:val="19"/>
+              </w:rPr>
+              <w:t>社区站收（元）</w:t>
+            </w:r>
+          </w:p>
+        </w:tc>
+        <w:tc>
+          <w:tcPr>
+            <w:tcW w:type="dxa" w:w="1441"/>
+            <w:shd w:fill="2B579A"/>
+          </w:tcPr>
+          <w:p>
+            <w:r>
+              <w:rPr>
+                <w:rFonts w:ascii="SimSun" w:hAnsi="SimSun" w:eastAsia="SimSun"/>
+                <w:b/>
+                <w:color w:val="FFFFFF"/>
+                <w:sz w:val="19"/>
+              </w:rPr>
+              <w:t>社区站留成（元）</w:t>
+            </w:r>
+          </w:p>
+        </w:tc>
+        <w:tc>
+          <w:tcPr>
+            <w:tcW w:type="dxa" w:w="1441"/>
+            <w:shd w:fill="2B579A"/>
+          </w:tcPr>
+          <w:p>
+            <w:r>
+              <w:rPr>
+                <w:rFonts w:ascii="SimSun" w:hAnsi="SimSun" w:eastAsia="SimSun"/>
+                <w:b/>
+                <w:color w:val="FFFFFF"/>
+                <w:sz w:val="19"/>
+              </w:rPr>
+              <w:t>**上缴卫健局（元）**</w:t>
+            </w:r>
+          </w:p>
+        </w:tc>
+      </w:tr>
+      <w:tr>
+        <w:tc>
+          <w:tcPr>
+            <w:tcW w:type="dxa" w:w="1441"/>
+          </w:tcPr>
+          <w:p>
+            <w:r>
+              <w:rPr>
+                <w:rFonts w:ascii="SimSun" w:hAnsi="SimSun" w:eastAsia="SimSun"/>
+                <w:sz w:val="19"/>
+              </w:rPr>
+              <w:t>盆底康复</w:t>
+            </w:r>
+          </w:p>
+        </w:tc>
+        <w:tc>
+          <w:tcPr>
+            <w:tcW w:type="dxa" w:w="1441"/>
+          </w:tcPr>
+          <w:p>
+            <w:r>
+              <w:rPr>
+                <w:rFonts w:ascii="SimSun" w:hAnsi="SimSun" w:eastAsia="SimSun"/>
+                <w:sz w:val="19"/>
+              </w:rPr>
+              <w:t>2,200</w:t>
+            </w:r>
+          </w:p>
+        </w:tc>
+        <w:tc>
+          <w:tcPr>
+            <w:tcW w:type="dxa" w:w="1441"/>
+          </w:tcPr>
+          <w:p>
+            <w:r>
+              <w:rPr>
+                <w:rFonts w:ascii="SimSun" w:hAnsi="SimSun" w:eastAsia="SimSun"/>
+                <w:sz w:val="19"/>
+              </w:rPr>
+              <w:t>1,100</w:t>
+            </w:r>
+          </w:p>
+        </w:tc>
+        <w:tc>
+          <w:tcPr>
+            <w:tcW w:type="dxa" w:w="1441"/>
+          </w:tcPr>
+          <w:p>
+            <w:r>
+              <w:rPr>
+                <w:rFonts w:ascii="SimSun" w:hAnsi="SimSun" w:eastAsia="SimSun"/>
+                <w:sz w:val="19"/>
+              </w:rPr>
+              <w:t>1,100</w:t>
+            </w:r>
+          </w:p>
+        </w:tc>
+        <w:tc>
+          <w:tcPr>
+            <w:tcW w:type="dxa" w:w="1441"/>
+          </w:tcPr>
+          <w:p>
+            <w:r>
+              <w:rPr>
+                <w:rFonts w:ascii="SimSun" w:hAnsi="SimSun" w:eastAsia="SimSun"/>
+                <w:sz w:val="19"/>
+              </w:rPr>
+              <w:t>330（30%）</w:t>
+            </w:r>
+          </w:p>
+        </w:tc>
+        <w:tc>
+          <w:tcPr>
+            <w:tcW w:type="dxa" w:w="1441"/>
+          </w:tcPr>
+          <w:p>
+            <w:r>
+              <w:rPr>
+                <w:rFonts w:ascii="SimSun" w:hAnsi="SimSun" w:eastAsia="SimSun"/>
+                <w:sz w:val="19"/>
+              </w:rPr>
+              <w:t>**770**</w:t>
+            </w:r>
+          </w:p>
+        </w:tc>
+      </w:tr>
+      <w:tr>
+        <w:tc>
+          <w:tcPr>
+            <w:tcW w:type="dxa" w:w="1441"/>
+          </w:tcPr>
+          <w:p>
+            <w:r>
+              <w:rPr>
+                <w:rFonts w:ascii="SimSun" w:hAnsi="SimSun" w:eastAsia="SimSun"/>
+                <w:sz w:val="19"/>
+              </w:rPr>
+              <w:t>贴片电刺激</w:t>
+            </w:r>
+          </w:p>
+        </w:tc>
+        <w:tc>
+          <w:tcPr>
+            <w:tcW w:type="dxa" w:w="1441"/>
+          </w:tcPr>
+          <w:p>
+            <w:r>
+              <w:rPr>
+                <w:rFonts w:ascii="SimSun" w:hAnsi="SimSun" w:eastAsia="SimSun"/>
+                <w:sz w:val="19"/>
+              </w:rPr>
+              <w:t>1,600</w:t>
+            </w:r>
+          </w:p>
+        </w:tc>
+        <w:tc>
+          <w:tcPr>
+            <w:tcW w:type="dxa" w:w="1441"/>
+          </w:tcPr>
+          <w:p>
+            <w:r>
+              <w:rPr>
+                <w:rFonts w:ascii="SimSun" w:hAnsi="SimSun" w:eastAsia="SimSun"/>
+                <w:sz w:val="19"/>
+              </w:rPr>
+              <w:t>800</w:t>
+            </w:r>
+          </w:p>
+        </w:tc>
+        <w:tc>
+          <w:tcPr>
+            <w:tcW w:type="dxa" w:w="1441"/>
+          </w:tcPr>
+          <w:p>
+            <w:r>
+              <w:rPr>
+                <w:rFonts w:ascii="SimSun" w:hAnsi="SimSun" w:eastAsia="SimSun"/>
+                <w:sz w:val="19"/>
+              </w:rPr>
+              <w:t>800</w:t>
+            </w:r>
+          </w:p>
+        </w:tc>
+        <w:tc>
+          <w:tcPr>
+            <w:tcW w:type="dxa" w:w="1441"/>
+          </w:tcPr>
+          <w:p>
+            <w:r>
+              <w:rPr>
+                <w:rFonts w:ascii="SimSun" w:hAnsi="SimSun" w:eastAsia="SimSun"/>
+                <w:sz w:val="19"/>
+              </w:rPr>
+              <w:t>240（30%）</w:t>
+            </w:r>
+          </w:p>
+        </w:tc>
+        <w:tc>
+          <w:tcPr>
+            <w:tcW w:type="dxa" w:w="1441"/>
+          </w:tcPr>
+          <w:p>
+            <w:r>
+              <w:rPr>
+                <w:rFonts w:ascii="SimSun" w:hAnsi="SimSun" w:eastAsia="SimSun"/>
+                <w:sz w:val="19"/>
+              </w:rPr>
+              <w:t>**560**</w:t>
+            </w:r>
+          </w:p>
+        </w:tc>
+      </w:tr>
+      <w:tr>
+        <w:tc>
+          <w:tcPr>
+            <w:tcW w:type="dxa" w:w="1441"/>
+          </w:tcPr>
+          <w:p>
+            <w:r>
+              <w:rPr>
+                <w:rFonts w:ascii="SimSun" w:hAnsi="SimSun" w:eastAsia="SimSun"/>
+                <w:sz w:val="19"/>
+              </w:rPr>
+              <w:t>社区筛查</w:t>
+            </w:r>
+          </w:p>
+        </w:tc>
+        <w:tc>
+          <w:tcPr>
+            <w:tcW w:type="dxa" w:w="1441"/>
+          </w:tcPr>
+          <w:p>
+            <w:r>
+              <w:rPr>
+                <w:rFonts w:ascii="SimSun" w:hAnsi="SimSun" w:eastAsia="SimSun"/>
+                <w:sz w:val="19"/>
+              </w:rPr>
+              <w:t>200</w:t>
+            </w:r>
+          </w:p>
+        </w:tc>
+        <w:tc>
+          <w:tcPr>
+            <w:tcW w:type="dxa" w:w="1441"/>
+          </w:tcPr>
+          <w:p>
+            <w:r>
+              <w:rPr>
+                <w:rFonts w:ascii="SimSun" w:hAnsi="SimSun" w:eastAsia="SimSun"/>
+                <w:sz w:val="19"/>
+              </w:rPr>
+              <w:t>100</w:t>
+            </w:r>
+          </w:p>
+        </w:tc>
+        <w:tc>
+          <w:tcPr>
+            <w:tcW w:type="dxa" w:w="1441"/>
+          </w:tcPr>
+          <w:p>
+            <w:r>
+              <w:rPr>
+                <w:rFonts w:ascii="SimSun" w:hAnsi="SimSun" w:eastAsia="SimSun"/>
+                <w:sz w:val="19"/>
+              </w:rPr>
+              <w:t>100</w:t>
+            </w:r>
+          </w:p>
+        </w:tc>
+        <w:tc>
+          <w:tcPr>
+            <w:tcW w:type="dxa" w:w="1441"/>
+          </w:tcPr>
+          <w:p>
+            <w:r>
+              <w:rPr>
+                <w:rFonts w:ascii="SimSun" w:hAnsi="SimSun" w:eastAsia="SimSun"/>
+                <w:sz w:val="19"/>
+              </w:rPr>
+              <w:t>30（30%）</w:t>
+            </w:r>
+          </w:p>
+        </w:tc>
+        <w:tc>
+          <w:tcPr>
+            <w:tcW w:type="dxa" w:w="1441"/>
+          </w:tcPr>
+          <w:p>
+            <w:r>
+              <w:rPr>
+                <w:rFonts w:ascii="SimSun" w:hAnsi="SimSun" w:eastAsia="SimSun"/>
+                <w:sz w:val="19"/>
+              </w:rPr>
+              <w:t>**70**</w:t>
+            </w:r>
+          </w:p>
+        </w:tc>
+      </w:tr>
+    </w:tbl>
+    <w:p/>
     <w:p>
       <w:pPr>
         <w:ind w:left="283"/>
@@ -607,7 +1060,7 @@
           <w:color w:val="555555"/>
           <w:sz w:val="20"/>
         </w:rPr>
-        <w:t>**关键区别：** 专项债资金花的不是卫健局的"收益"，发债的钱是**借来的、要还的**。卫健局的还款来源是**服务运营中产生的非税收入**——每服务一个患者，卫健局就有一笔钱进财政账。服务量越大，还款能力越强。</w:t>
+        <w:t>上缴比例30%为示意，实际由卫健局根据设备成本、服务量、社区承受能力确定。</w:t>
       </w:r>
     </w:p>
     <w:p>
@@ -788,7 +1241,7 @@
                 <w:rFonts w:ascii="SimSun" w:hAnsi="SimSun" w:eastAsia="SimSun"/>
                 <w:sz w:val="19"/>
               </w:rPr>
-              <w:t>首年服务费（按量结算，分次拨付）</w:t>
+              <w:t>首年服务费</w:t>
             </w:r>
           </w:p>
         </w:tc>
@@ -1219,7 +1672,7 @@
           <w:b w:val="0"/>
           <w:sz w:val="22"/>
         </w:rPr>
-        <w:t>② 年度服务运营——卫健局的非税收入从哪来（收益端）</w:t>
+        <w:t>② 年度服务运营——社区站上缴卫健局多少（收益端）</w:t>
       </w:r>
     </w:p>
     <w:tbl>
@@ -1229,17 +1682,15 @@
         <w:tblLook w:firstColumn="1" w:firstRow="1" w:lastColumn="0" w:lastRow="0" w:noHBand="0" w:noVBand="1" w:val="04A0"/>
       </w:tblPr>
       <w:tblGrid>
-        <w:gridCol w:w="1441"/>
-        <w:gridCol w:w="1441"/>
-        <w:gridCol w:w="1441"/>
-        <w:gridCol w:w="1441"/>
-        <w:gridCol w:w="1441"/>
-        <w:gridCol w:w="1441"/>
+        <w:gridCol w:w="2161"/>
+        <w:gridCol w:w="2161"/>
+        <w:gridCol w:w="2161"/>
+        <w:gridCol w:w="2161"/>
       </w:tblGrid>
       <w:tr>
         <w:tc>
           <w:tcPr>
-            <w:tcW w:type="dxa" w:w="1441"/>
+            <w:tcW w:type="dxa" w:w="2161"/>
             <w:shd w:fill="2B579A"/>
           </w:tcPr>
           <w:p>
@@ -1256,7 +1707,7 @@
         </w:tc>
         <w:tc>
           <w:tcPr>
-            <w:tcW w:type="dxa" w:w="1441"/>
+            <w:tcW w:type="dxa" w:w="2161"/>
             <w:shd w:fill="2B579A"/>
           </w:tcPr>
           <w:p>
@@ -1273,7 +1724,7 @@
         </w:tc>
         <w:tc>
           <w:tcPr>
-            <w:tcW w:type="dxa" w:w="1441"/>
+            <w:tcW w:type="dxa" w:w="2161"/>
             <w:shd w:fill="2B579A"/>
           </w:tcPr>
           <w:p>
@@ -1284,13 +1735,13 @@
                 <w:color w:val="FFFFFF"/>
                 <w:sz w:val="19"/>
               </w:rPr>
-              <w:t>圆爱康收取（元）</w:t>
+              <w:t>年度服务量</w:t>
             </w:r>
           </w:p>
         </w:tc>
         <w:tc>
           <w:tcPr>
-            <w:tcW w:type="dxa" w:w="1441"/>
+            <w:tcW w:type="dxa" w:w="2161"/>
             <w:shd w:fill="2B579A"/>
           </w:tcPr>
           <w:p>
@@ -1301,41 +1752,7 @@
                 <w:color w:val="FFFFFF"/>
                 <w:sz w:val="19"/>
               </w:rPr>
-              <w:t>**卫健局非税收入（元）**</w:t>
-            </w:r>
-          </w:p>
-        </w:tc>
-        <w:tc>
-          <w:tcPr>
-            <w:tcW w:type="dxa" w:w="1441"/>
-            <w:shd w:fill="2B579A"/>
-          </w:tcPr>
-          <w:p>
-            <w:r>
-              <w:rPr>
-                <w:rFonts w:ascii="SimSun" w:hAnsi="SimSun" w:eastAsia="SimSun"/>
-                <w:b/>
-                <w:color w:val="FFFFFF"/>
-                <w:sz w:val="19"/>
-              </w:rPr>
-              <w:t>年度服务量（人）</w:t>
-            </w:r>
-          </w:p>
-        </w:tc>
-        <w:tc>
-          <w:tcPr>
-            <w:tcW w:type="dxa" w:w="1441"/>
-            <w:shd w:fill="2B579A"/>
-          </w:tcPr>
-          <w:p>
-            <w:r>
-              <w:rPr>
-                <w:rFonts w:ascii="SimSun" w:hAnsi="SimSun" w:eastAsia="SimSun"/>
-                <w:b/>
-                <w:color w:val="FFFFFF"/>
-                <w:sz w:val="19"/>
-              </w:rPr>
-              <w:t>**卫健局年度非税收入（万元）**</w:t>
+              <w:t>**年度社区站上缴卫健局（万元）**</w:t>
             </w:r>
           </w:p>
         </w:tc>
@@ -1343,7 +1760,7 @@
       <w:tr>
         <w:tc>
           <w:tcPr>
-            <w:tcW w:type="dxa" w:w="1441"/>
+            <w:tcW w:type="dxa" w:w="2161"/>
           </w:tcPr>
           <w:p>
             <w:r>
@@ -1351,13 +1768,13 @@
                 <w:rFonts w:ascii="SimSun" w:hAnsi="SimSun" w:eastAsia="SimSun"/>
                 <w:sz w:val="19"/>
               </w:rPr>
-              <w:t>盆底居家康复服务包</w:t>
+              <w:t>盆底康复服务包</w:t>
             </w:r>
           </w:p>
         </w:tc>
         <w:tc>
           <w:tcPr>
-            <w:tcW w:type="dxa" w:w="1441"/>
+            <w:tcW w:type="dxa" w:w="2161"/>
           </w:tcPr>
           <w:p>
             <w:r>
@@ -1365,13 +1782,13 @@
                 <w:rFonts w:ascii="SimSun" w:hAnsi="SimSun" w:eastAsia="SimSun"/>
                 <w:sz w:val="19"/>
               </w:rPr>
-              <w:t>2,200</w:t>
+              <w:t>2,200 → 社区站收1,100 → 上缴卫健局770（70%）</w:t>
             </w:r>
           </w:p>
         </w:tc>
         <w:tc>
           <w:tcPr>
-            <w:tcW w:type="dxa" w:w="1441"/>
+            <w:tcW w:type="dxa" w:w="2161"/>
           </w:tcPr>
           <w:p>
             <w:r>
@@ -1379,13 +1796,13 @@
                 <w:rFonts w:ascii="SimSun" w:hAnsi="SimSun" w:eastAsia="SimSun"/>
                 <w:sz w:val="19"/>
               </w:rPr>
-              <w:t>1,100</w:t>
+              <w:t>500人/年</w:t>
             </w:r>
           </w:p>
         </w:tc>
         <w:tc>
           <w:tcPr>
-            <w:tcW w:type="dxa" w:w="1441"/>
+            <w:tcW w:type="dxa" w:w="2161"/>
           </w:tcPr>
           <w:p>
             <w:r>
@@ -1393,13 +1810,15 @@
                 <w:rFonts w:ascii="SimSun" w:hAnsi="SimSun" w:eastAsia="SimSun"/>
                 <w:sz w:val="19"/>
               </w:rPr>
-              <w:t>**1,100**</w:t>
+              <w:t>**38.5**</w:t>
             </w:r>
           </w:p>
         </w:tc>
+      </w:tr>
+      <w:tr>
         <w:tc>
           <w:tcPr>
-            <w:tcW w:type="dxa" w:w="1441"/>
+            <w:tcW w:type="dxa" w:w="2161"/>
           </w:tcPr>
           <w:p>
             <w:r>
@@ -1407,13 +1826,13 @@
                 <w:rFonts w:ascii="SimSun" w:hAnsi="SimSun" w:eastAsia="SimSun"/>
                 <w:sz w:val="19"/>
               </w:rPr>
-              <w:t>500人</w:t>
+              <w:t>贴片电刺激服务包</w:t>
             </w:r>
           </w:p>
         </w:tc>
         <w:tc>
           <w:tcPr>
-            <w:tcW w:type="dxa" w:w="1441"/>
+            <w:tcW w:type="dxa" w:w="2161"/>
           </w:tcPr>
           <w:p>
             <w:r>
@@ -1421,7 +1840,35 @@
                 <w:rFonts w:ascii="SimSun" w:hAnsi="SimSun" w:eastAsia="SimSun"/>
                 <w:sz w:val="19"/>
               </w:rPr>
-              <w:t>**55**</w:t>
+              <w:t>1,600 → 社区站收800 → 上缴卫健局560（70%）</w:t>
+            </w:r>
+          </w:p>
+        </w:tc>
+        <w:tc>
+          <w:tcPr>
+            <w:tcW w:type="dxa" w:w="2161"/>
+          </w:tcPr>
+          <w:p>
+            <w:r>
+              <w:rPr>
+                <w:rFonts w:ascii="SimSun" w:hAnsi="SimSun" w:eastAsia="SimSun"/>
+                <w:sz w:val="19"/>
+              </w:rPr>
+              <w:t>400人/年</w:t>
+            </w:r>
+          </w:p>
+        </w:tc>
+        <w:tc>
+          <w:tcPr>
+            <w:tcW w:type="dxa" w:w="2161"/>
+          </w:tcPr>
+          <w:p>
+            <w:r>
+              <w:rPr>
+                <w:rFonts w:ascii="SimSun" w:hAnsi="SimSun" w:eastAsia="SimSun"/>
+                <w:sz w:val="19"/>
+              </w:rPr>
+              <w:t>**22.4**</w:t>
             </w:r>
           </w:p>
         </w:tc>
@@ -1429,93 +1876,7 @@
       <w:tr>
         <w:tc>
           <w:tcPr>
-            <w:tcW w:type="dxa" w:w="1441"/>
-          </w:tcPr>
-          <w:p>
-            <w:r>
-              <w:rPr>
-                <w:rFonts w:ascii="SimSun" w:hAnsi="SimSun" w:eastAsia="SimSun"/>
-                <w:sz w:val="19"/>
-              </w:rPr>
-              <w:t>心脏/贴片电刺激服务包</w:t>
-            </w:r>
-          </w:p>
-        </w:tc>
-        <w:tc>
-          <w:tcPr>
-            <w:tcW w:type="dxa" w:w="1441"/>
-          </w:tcPr>
-          <w:p>
-            <w:r>
-              <w:rPr>
-                <w:rFonts w:ascii="SimSun" w:hAnsi="SimSun" w:eastAsia="SimSun"/>
-                <w:sz w:val="19"/>
-              </w:rPr>
-              <w:t>1,600</w:t>
-            </w:r>
-          </w:p>
-        </w:tc>
-        <w:tc>
-          <w:tcPr>
-            <w:tcW w:type="dxa" w:w="1441"/>
-          </w:tcPr>
-          <w:p>
-            <w:r>
-              <w:rPr>
-                <w:rFonts w:ascii="SimSun" w:hAnsi="SimSun" w:eastAsia="SimSun"/>
-                <w:sz w:val="19"/>
-              </w:rPr>
-              <w:t>800</w:t>
-            </w:r>
-          </w:p>
-        </w:tc>
-        <w:tc>
-          <w:tcPr>
-            <w:tcW w:type="dxa" w:w="1441"/>
-          </w:tcPr>
-          <w:p>
-            <w:r>
-              <w:rPr>
-                <w:rFonts w:ascii="SimSun" w:hAnsi="SimSun" w:eastAsia="SimSun"/>
-                <w:sz w:val="19"/>
-              </w:rPr>
-              <w:t>**800**</w:t>
-            </w:r>
-          </w:p>
-        </w:tc>
-        <w:tc>
-          <w:tcPr>
-            <w:tcW w:type="dxa" w:w="1441"/>
-          </w:tcPr>
-          <w:p>
-            <w:r>
-              <w:rPr>
-                <w:rFonts w:ascii="SimSun" w:hAnsi="SimSun" w:eastAsia="SimSun"/>
-                <w:sz w:val="19"/>
-              </w:rPr>
-              <w:t>400人</w:t>
-            </w:r>
-          </w:p>
-        </w:tc>
-        <w:tc>
-          <w:tcPr>
-            <w:tcW w:type="dxa" w:w="1441"/>
-          </w:tcPr>
-          <w:p>
-            <w:r>
-              <w:rPr>
-                <w:rFonts w:ascii="SimSun" w:hAnsi="SimSun" w:eastAsia="SimSun"/>
-                <w:sz w:val="19"/>
-              </w:rPr>
-              <w:t>**32**</w:t>
-            </w:r>
-          </w:p>
-        </w:tc>
-      </w:tr>
-      <w:tr>
-        <w:tc>
-          <w:tcPr>
-            <w:tcW w:type="dxa" w:w="1441"/>
+            <w:tcW w:type="dxa" w:w="2161"/>
           </w:tcPr>
           <w:p>
             <w:r>
@@ -1529,7 +1890,7 @@
         </w:tc>
         <w:tc>
           <w:tcPr>
-            <w:tcW w:type="dxa" w:w="1441"/>
+            <w:tcW w:type="dxa" w:w="2161"/>
           </w:tcPr>
           <w:p>
             <w:r>
@@ -1537,13 +1898,13 @@
                 <w:rFonts w:ascii="SimSun" w:hAnsi="SimSun" w:eastAsia="SimSun"/>
                 <w:sz w:val="19"/>
               </w:rPr>
-              <w:t>200</w:t>
+              <w:t>200 → 社区站收100 → 上缴卫健局70（70%）</w:t>
             </w:r>
           </w:p>
         </w:tc>
         <w:tc>
           <w:tcPr>
-            <w:tcW w:type="dxa" w:w="1441"/>
+            <w:tcW w:type="dxa" w:w="2161"/>
           </w:tcPr>
           <w:p>
             <w:r>
@@ -1551,13 +1912,13 @@
                 <w:rFonts w:ascii="SimSun" w:hAnsi="SimSun" w:eastAsia="SimSun"/>
                 <w:sz w:val="19"/>
               </w:rPr>
-              <w:t>100</w:t>
+              <w:t>2,000人次/年</w:t>
             </w:r>
           </w:p>
         </w:tc>
         <w:tc>
           <w:tcPr>
-            <w:tcW w:type="dxa" w:w="1441"/>
+            <w:tcW w:type="dxa" w:w="2161"/>
           </w:tcPr>
           <w:p>
             <w:r>
@@ -1565,13 +1926,15 @@
                 <w:rFonts w:ascii="SimSun" w:hAnsi="SimSun" w:eastAsia="SimSun"/>
                 <w:sz w:val="19"/>
               </w:rPr>
-              <w:t>**100**</w:t>
+              <w:t>**14.0**</w:t>
             </w:r>
           </w:p>
         </w:tc>
+      </w:tr>
+      <w:tr>
         <w:tc>
           <w:tcPr>
-            <w:tcW w:type="dxa" w:w="1441"/>
+            <w:tcW w:type="dxa" w:w="2161"/>
           </w:tcPr>
           <w:p>
             <w:r>
@@ -1579,13 +1942,13 @@
                 <w:rFonts w:ascii="SimSun" w:hAnsi="SimSun" w:eastAsia="SimSun"/>
                 <w:sz w:val="19"/>
               </w:rPr>
-              <w:t>2,000人次</w:t>
+              <w:t>**卫健局年度还款收入合计**</w:t>
             </w:r>
           </w:p>
         </w:tc>
         <w:tc>
           <w:tcPr>
-            <w:tcW w:type="dxa" w:w="1441"/>
+            <w:tcW w:type="dxa" w:w="2161"/>
           </w:tcPr>
           <w:p>
             <w:r>
@@ -1593,15 +1956,27 @@
                 <w:rFonts w:ascii="SimSun" w:hAnsi="SimSun" w:eastAsia="SimSun"/>
                 <w:sz w:val="19"/>
               </w:rPr>
-              <w:t>**20**</w:t>
+              <w:t>**74.9**</w:t>
             </w:r>
           </w:p>
+        </w:tc>
+        <w:tc>
+          <w:tcPr>
+            <w:tcW w:type="dxa" w:w="2161"/>
+          </w:tcPr>
+          <w:p/>
+        </w:tc>
+        <w:tc>
+          <w:tcPr>
+            <w:tcW w:type="dxa" w:w="2161"/>
+          </w:tcPr>
+          <w:p/>
         </w:tc>
       </w:tr>
       <w:tr>
         <w:tc>
           <w:tcPr>
-            <w:tcW w:type="dxa" w:w="1441"/>
+            <w:tcW w:type="dxa" w:w="2161"/>
           </w:tcPr>
           <w:p>
             <w:r>
@@ -1609,13 +1984,13 @@
                 <w:rFonts w:ascii="SimSun" w:hAnsi="SimSun" w:eastAsia="SimSun"/>
                 <w:sz w:val="19"/>
               </w:rPr>
-              <w:t>**年度合计**</w:t>
+              <w:t>**运营期总还款收入（10年）**</w:t>
             </w:r>
           </w:p>
         </w:tc>
         <w:tc>
           <w:tcPr>
-            <w:tcW w:type="dxa" w:w="1441"/>
+            <w:tcW w:type="dxa" w:w="2161"/>
           </w:tcPr>
           <w:p>
             <w:r>
@@ -1623,31 +1998,19 @@
                 <w:rFonts w:ascii="SimSun" w:hAnsi="SimSun" w:eastAsia="SimSun"/>
                 <w:sz w:val="19"/>
               </w:rPr>
-              <w:t>**107**</w:t>
+              <w:t>**749**</w:t>
             </w:r>
           </w:p>
         </w:tc>
         <w:tc>
           <w:tcPr>
-            <w:tcW w:type="dxa" w:w="1441"/>
+            <w:tcW w:type="dxa" w:w="2161"/>
           </w:tcPr>
           <w:p/>
         </w:tc>
         <w:tc>
           <w:tcPr>
-            <w:tcW w:type="dxa" w:w="1441"/>
-          </w:tcPr>
-          <w:p/>
-        </w:tc>
-        <w:tc>
-          <w:tcPr>
-            <w:tcW w:type="dxa" w:w="1441"/>
-          </w:tcPr>
-          <w:p/>
-        </w:tc>
-        <w:tc>
-          <w:tcPr>
-            <w:tcW w:type="dxa" w:w="1441"/>
+            <w:tcW w:type="dxa" w:w="2161"/>
           </w:tcPr>
           <w:p/>
         </w:tc>
@@ -1770,7 +2133,7 @@
                 <w:color w:val="FFFFFF"/>
                 <w:sz w:val="19"/>
               </w:rPr>
-              <w:t>卫健局非税收入（万元）</w:t>
+              <w:t>社区站上缴卫健局（万元）</w:t>
             </w:r>
           </w:p>
         </w:tc>
@@ -1859,7 +2222,7 @@
                 <w:rFonts w:ascii="SimSun" w:hAnsi="SimSun" w:eastAsia="SimSun"/>
                 <w:sz w:val="19"/>
               </w:rPr>
-              <w:t>321（3年合计）</w:t>
+              <w:t>225（3年合计）</w:t>
             </w:r>
           </w:p>
         </w:tc>
@@ -1873,7 +2236,7 @@
                 <w:rFonts w:ascii="SimSun" w:hAnsi="SimSun" w:eastAsia="SimSun"/>
                 <w:sz w:val="19"/>
               </w:rPr>
-              <w:t>713%</w:t>
+              <w:t>500%</w:t>
             </w:r>
           </w:p>
         </w:tc>
@@ -1945,7 +2308,7 @@
                 <w:rFonts w:ascii="SimSun" w:hAnsi="SimSun" w:eastAsia="SimSun"/>
                 <w:sz w:val="19"/>
               </w:rPr>
-              <w:t>749（7年合计）</w:t>
+              <w:t>524（7年合计）</w:t>
             </w:r>
           </w:p>
         </w:tc>
@@ -1959,7 +2322,7 @@
                 <w:rFonts w:ascii="SimSun" w:hAnsi="SimSun" w:eastAsia="SimSun"/>
                 <w:sz w:val="19"/>
               </w:rPr>
-              <w:t>132%</w:t>
+              <w:t>92%</w:t>
             </w:r>
           </w:p>
         </w:tc>
@@ -2031,7 +2394,7 @@
                 <w:rFonts w:ascii="SimSun" w:hAnsi="SimSun" w:eastAsia="SimSun"/>
                 <w:sz w:val="19"/>
               </w:rPr>
-              <w:t>**1,070**</w:t>
+              <w:t>**749**</w:t>
             </w:r>
           </w:p>
         </w:tc>
@@ -2045,7 +2408,7 @@
                 <w:rFonts w:ascii="SimSun" w:hAnsi="SimSun" w:eastAsia="SimSun"/>
                 <w:sz w:val="19"/>
               </w:rPr>
-              <w:t>**175%**</w:t>
+              <w:t>**122%**</w:t>
             </w:r>
           </w:p>
         </w:tc>
@@ -2059,7 +2422,7 @@
           <w:b w:val="0"/>
           <w:sz w:val="22"/>
         </w:rPr>
-        <w:t>核心数据： 卫健局年度非税收入约107万元。偿债能力分析：</w:t>
+        <w:t>分析：</w:t>
       </w:r>
     </w:p>
     <w:p>
@@ -2072,7 +2435,7 @@
           <w:rFonts w:ascii="SimSun" w:hAnsi="SimSun" w:eastAsia="SimSun"/>
           <w:sz w:val="21"/>
         </w:rPr>
-        <w:t>前3年只付息不还本：年付息15万，非税收入107万 → 轻松覆盖（覆盖率713%）</w:t>
+        <w:t>前3年只付息：年付息15万，上缴收入约75万 → 轻松覆盖（覆盖率500%）</w:t>
       </w:r>
     </w:p>
     <w:p>
@@ -2085,7 +2448,7 @@
           <w:rFonts w:ascii="SimSun" w:hAnsi="SimSun" w:eastAsia="SimSun"/>
           <w:sz w:val="21"/>
         </w:rPr>
-        <w:t>第4年起分期还本：年均还本约71万+付息约10万=81万，非税收入107万 → 覆盖率约132%</w:t>
+        <w:t>第4-10年分期还本：年均本息约81万，上缴约75万 → 覆盖率约92%，略有缺口</w:t>
       </w:r>
     </w:p>
     <w:p>
@@ -2098,7 +2461,37 @@
           <w:rFonts w:ascii="SimSun" w:hAnsi="SimSun" w:eastAsia="SimSun"/>
           <w:sz w:val="21"/>
         </w:rPr>
-        <w:t>第10年大额还本（120万）：覆盖率约87%，但前9年结余（每年107-81=26万×9年=234万）可覆盖</w:t>
+        <w:t>缺口约6万/年，可通过以下方式补足：</w:t>
+      </w:r>
+    </w:p>
+    <w:p>
+      <w:r>
+        <w:rPr>
+          <w:rFonts w:ascii="SimSun" w:hAnsi="SimSun" w:eastAsia="SimSun"/>
+          <w:b w:val="0"/>
+          <w:sz w:val="22"/>
+        </w:rPr>
+        <w:t>① 上缴比例从70%提高到75%（额外+8万/年）</w:t>
+      </w:r>
+    </w:p>
+    <w:p>
+      <w:r>
+        <w:rPr>
+          <w:rFonts w:ascii="SimSun" w:hAnsi="SimSun" w:eastAsia="SimSun"/>
+          <w:b w:val="0"/>
+          <w:sz w:val="22"/>
+        </w:rPr>
+        <w:t>② 服务量增长后上缴增加</w:t>
+      </w:r>
+    </w:p>
+    <w:p>
+      <w:r>
+        <w:rPr>
+          <w:rFonts w:ascii="SimSun" w:hAnsi="SimSun" w:eastAsia="SimSun"/>
+          <w:b w:val="0"/>
+          <w:sz w:val="22"/>
+        </w:rPr>
+        <w:t>③ 区级财政辅助配套</w:t>
       </w:r>
     </w:p>
     <w:p>
@@ -2111,7 +2504,7 @@
           <w:color w:val="555555"/>
           <w:sz w:val="20"/>
         </w:rPr>
-        <w:t>**注意：** 这里的"项目收益"是卫健局层面的非税收入（107万/年），不是服务总价214万。设备采购是债务支出不是收益。设备是资产入账，不是现金流收入。</w:t>
+        <w:t>上缴比例30%为示意测算，实际比例由卫健局根据设备折旧成本、运营成本等因素确定。如将上缴比例提高至75%，4-10年覆盖率可达100%。</w:t>
       </w:r>
     </w:p>
     <w:p>

--- a/docs/关于将居家康复项目纳入地方政府专项债券发行的建议.docx
+++ b/docs/关于将居家康复项目纳入地方政府专项债券发行的建议.docx
@@ -578,29 +578,31 @@
         <w:br/>
         <w:t xml:space="preserve">             ▼              ▼</w:t>
         <w:br/>
-        <w:t xml:space="preserve">   ┌──────────────┐  ┌──────────────┐</w:t>
+        <w:t xml:space="preserve">   ┌──────────────────┐  ┌──────────────┐</w:t>
         <w:br/>
-        <w:t xml:space="preserve">   │ 圆爱康 1,100  │  │  社区站 1,100 │</w:t>
+        <w:t xml:space="preserve">   │ 圆爱康 1,100 元   │  │社区站 1,100元 │</w:t>
         <w:br/>
-        <w:t xml:space="preserve">   │ 设备使用费+   │  │  治疗操作+    │</w:t>
+        <w:t xml:space="preserve">   │ ─────────────── │  │ 治疗操作+    │</w:t>
         <w:br/>
-        <w:t xml:space="preserve">   │ 六师共管     │  │  场所+医护劳务 │</w:t>
+        <w:t xml:space="preserve">   │ ① 设备物流+消毒  │  │ 场所+医护劳务 │</w:t>
         <w:br/>
-        <w:t xml:space="preserve">   └──────────────┘  └──────┬───────┘</w:t>
+        <w:t xml:space="preserve">   │ ② 整体运营服务   │  │              │</w:t>
         <w:br/>
-        <w:t xml:space="preserve">                            │</w:t>
+        <w:t xml:space="preserve">   │ ③ 六师共管服务   │  └──────┬───────┘</w:t>
         <w:br/>
-        <w:t xml:space="preserve">                    ┌───────┴───────┐</w:t>
+        <w:t xml:space="preserve">   │ ④ 数据平台服务   │         │</w:t>
         <w:br/>
-        <w:t xml:space="preserve">                    ▼               ▼</w:t>
+        <w:t xml:space="preserve">   └──────────────────┘  ┌──────┴───────┐</w:t>
         <w:br/>
-        <w:t xml:space="preserve">            ┌──────────┐    ┌────────────┐</w:t>
+        <w:t xml:space="preserve">                          ▼              ▼</w:t>
         <w:br/>
-        <w:t xml:space="preserve">            │ 社区站留成 │    │ 上缴卫健局  │</w:t>
+        <w:t xml:space="preserve">                  ┌──────────┐  ┌────────────┐</w:t>
         <w:br/>
-        <w:t xml:space="preserve">            │ (运营成本) │    │ (专项债还款)│</w:t>
+        <w:t xml:space="preserve">                  │ 社区站留成 │  │ 上缴卫健局  │</w:t>
         <w:br/>
-        <w:t xml:space="preserve">            └──────────┘    └────────────┘</w:t>
+        <w:t xml:space="preserve">                  │ (运营成本) │  │ (专项债还款)│</w:t>
+        <w:br/>
+        <w:t xml:space="preserve">                  └──────────┘  └────────────┘</w:t>
       </w:r>
     </w:p>
     <w:p>
@@ -610,7 +612,95 @@
           <w:b w:val="0"/>
           <w:sz w:val="22"/>
         </w:rPr>
-        <w:t>卫健局的还款来源 = 社区站从服务费中上缴的部分</w:t>
+        <w:t>圆爱康的1,100元包含四大板块：</w:t>
+      </w:r>
+    </w:p>
+    <w:p>
+      <w:pPr>
+        <w:pStyle w:val="ListBullet"/>
+        <w:ind w:left="850"/>
+      </w:pPr>
+      <w:r>
+        <w:rPr>
+          <w:rFonts w:ascii="SimSun" w:hAnsi="SimSun" w:eastAsia="SimSun"/>
+          <w:sz w:val="21"/>
+        </w:rPr>
+        <w:t>设备物流+消毒 — 居家康复设备的物流配送、消毒回收、循环管理</w:t>
+      </w:r>
+    </w:p>
+    <w:p>
+      <w:pPr>
+        <w:pStyle w:val="ListBullet"/>
+        <w:ind w:left="850"/>
+      </w:pPr>
+      <w:r>
+        <w:rPr>
+          <w:rFonts w:ascii="SimSun" w:hAnsi="SimSun" w:eastAsia="SimSun"/>
+          <w:sz w:val="21"/>
+        </w:rPr>
+        <w:t>整体运营服务 — 项目运营管理、医护培训、患者教育、流程管理</w:t>
+      </w:r>
+    </w:p>
+    <w:p>
+      <w:pPr>
+        <w:pStyle w:val="ListBullet"/>
+        <w:ind w:left="850"/>
+      </w:pPr>
+      <w:r>
+        <w:rPr>
+          <w:rFonts w:ascii="SimSun" w:hAnsi="SimSun" w:eastAsia="SimSun"/>
+          <w:sz w:val="21"/>
+        </w:rPr>
+        <w:t>六师共管服务 — 康复治疗师、健康管理师、护士、营养师、心理支持、运动指导师远程团队</w:t>
+      </w:r>
+    </w:p>
+    <w:p>
+      <w:pPr>
+        <w:pStyle w:val="ListBullet"/>
+        <w:ind w:left="850"/>
+      </w:pPr>
+      <w:r>
+        <w:rPr>
+          <w:rFonts w:ascii="SimSun" w:hAnsi="SimSun" w:eastAsia="SimSun"/>
+          <w:sz w:val="21"/>
+        </w:rPr>
+        <w:t>数据平台服务 — 康复数据上传、效果追踪、管理看板、数据报告</w:t>
+      </w:r>
+    </w:p>
+    <w:p>
+      <w:r>
+        <w:rPr>
+          <w:rFonts w:ascii="SimSun" w:hAnsi="SimSun" w:eastAsia="SimSun"/>
+          <w:b w:val="0"/>
+          <w:sz w:val="22"/>
+        </w:rPr>
+        <w:t>社区站的1,100元包含：</w:t>
+      </w:r>
+    </w:p>
+    <w:p>
+      <w:pPr>
+        <w:pStyle w:val="ListBullet"/>
+        <w:ind w:left="850"/>
+      </w:pPr>
+      <w:r>
+        <w:rPr>
+          <w:rFonts w:ascii="SimSun" w:hAnsi="SimSun" w:eastAsia="SimSun"/>
+          <w:sz w:val="21"/>
+        </w:rPr>
+        <w:t>治疗操作、场所提供、医护劳务</w:t>
+      </w:r>
+    </w:p>
+    <w:p>
+      <w:pPr>
+        <w:pStyle w:val="ListBullet"/>
+        <w:ind w:left="850"/>
+      </w:pPr>
+      <w:r>
+        <w:rPr>
+          <w:rFonts w:ascii="SimSun" w:hAnsi="SimSun" w:eastAsia="SimSun"/>
+          <w:sz w:val="21"/>
+        </w:rPr>
+        <w:t>其中按比例上缴卫健局，作为设备使用对价和专项债还款来源</w:t>
       </w:r>
     </w:p>
     <w:p>
